--- a/docs/manuals/金桥融通WMS系统管理员操作手册.docx
+++ b/docs/manuals/金桥融通WMS系统管理员操作手册.docx
@@ -2949,7 +2949,7 @@
       </w:pPr>
       <w:r>
         <w:rPr/>
-        <w:t>商品编码、</w:t>
+        <w:t>货主商品编码、仓库</w:t>
       </w:r>
       <w:r>
         <w:rPr/>
@@ -2957,15 +2957,29 @@
       </w:r>
       <w:r>
         <w:rPr/>
-        <w:t>、</w:t>
-      </w:r>
-      <w:r>
-        <w:rPr/>
-        <w:t xml:space="preserve">GTIN </w:t>
-      </w:r>
-      <w:r>
-        <w:rPr/>
-        <w:t>和条码应唯一稳定；基本单位是库存记账单位。修改包装换算、批次</w:t>
+        <w:t xml:space="preserve">编码、标准贸易条码和其他条码应唯一稳定；标准贸易条码是 </w:t>
+      </w:r>
+      <w:r>
+        <w:rPr>
+          <w:rStyle w:val="SourceText"/>
+        </w:rPr>
+        <w:t>gtin</w:t>
+      </w:r>
+      <w:r>
+        <w:rPr/>
+        <w:t xml:space="preserve"> </w:t>
+      </w:r>
+      <w:r>
+        <w:rPr/>
+        <w:t xml:space="preserve">字段，对应 </w:t>
+      </w:r>
+      <w:r>
+        <w:rPr/>
+        <w:t>GTIN/EAN/UPC</w:t>
+      </w:r>
+      <w:r>
+        <w:rPr/>
+        <w:t>。基本单位是库存记账单位。修改包装换算、批次</w:t>
       </w:r>
       <w:r>
         <w:rPr/>
@@ -3080,19 +3094,23 @@
       </w:pPr>
       <w:r>
         <w:rPr/>
-        <w:t xml:space="preserve">SKU </w:t>
-      </w:r>
-      <w:r>
-        <w:rPr/>
-        <w:t xml:space="preserve">由系统规则生成时，用户模板中的 </w:t>
-      </w:r>
-      <w:r>
-        <w:rPr/>
-        <w:t xml:space="preserve">SKU </w:t>
-      </w:r>
-      <w:r>
-        <w:rPr/>
-        <w:t xml:space="preserve">不作为覆盖依据。 </w:t>
+        <w:t>仓库</w:t>
+      </w:r>
+      <w:r>
+        <w:rPr/>
+        <w:t>SKU</w:t>
+      </w:r>
+      <w:r>
+        <w:rPr/>
+        <w:t>编码由系统规则生成时，用户模板中的仓库</w:t>
+      </w:r>
+      <w:r>
+        <w:rPr/>
+        <w:t>SKU</w:t>
+      </w:r>
+      <w:r>
+        <w:rPr/>
+        <w:t xml:space="preserve">编码不作为覆盖依据。 </w:t>
       </w:r>
     </w:p>
     <w:p>
@@ -5132,7 +5150,7 @@
       </w:pPr>
       <w:r>
         <w:rPr/>
-        <w:t xml:space="preserve">商品编码、批次、库位和数量： </w:t>
+        <w:t xml:space="preserve">货主商品编码、批次、库位和数量： </w:t>
       </w:r>
     </w:p>
     <w:p>

--- a/docs/manuals/金桥融通WMS系统管理员操作手册.docx
+++ b/docs/manuals/金桥融通WMS系统管理员操作手册.docx
@@ -554,7 +554,33 @@
         <w:jc w:val="start"/>
         <w:rPr/>
       </w:pPr>
-      <w:hyperlink w:anchor="section-14-Excel-导入与批量配置">
+      <w:hyperlink w:anchor="section-14-商品标识历史维护">
+        <w:r>
+          <w:rPr>
+            <w:rStyle w:val="Hyperlink"/>
+          </w:rPr>
+          <w:t>商品标识历史维护</w:t>
+        </w:r>
+      </w:hyperlink>
+    </w:p>
+    <w:p>
+      <w:pPr>
+        <w:pStyle w:val="BodyText"/>
+        <w:numPr>
+          <w:ilvl w:val="0"/>
+          <w:numId w:val="1"/>
+        </w:numPr>
+        <w:tabs>
+          <w:tab w:val="clear" w:pos="1134"/>
+          <w:tab w:val="left" w:pos="709" w:leader="none"/>
+        </w:tabs>
+        <w:bidi w:val="0"/>
+        <w:spacing w:before="0" w:after="0"/>
+        <w:ind w:hanging="283" w:start="709"/>
+        <w:jc w:val="start"/>
+        <w:rPr/>
+      </w:pPr>
+      <w:hyperlink w:anchor="section-15-Excel-导入与批量配置">
         <w:r>
           <w:rPr>
             <w:rStyle w:val="Hyperlink"/>
@@ -586,7 +612,7 @@
         <w:jc w:val="start"/>
         <w:rPr/>
       </w:pPr>
-      <w:hyperlink w:anchor="section-15-商城-POS-与计费管理边界">
+      <w:hyperlink w:anchor="section-16-商城-POS-与计费管理边界">
         <w:r>
           <w:rPr>
             <w:rStyle w:val="Hyperlink"/>
@@ -624,7 +650,7 @@
         <w:jc w:val="start"/>
         <w:rPr/>
       </w:pPr>
-      <w:hyperlink w:anchor="section-16-审计-账号安全与故障处理">
+      <w:hyperlink w:anchor="section-17-审计-账号安全与故障处理">
         <w:r>
           <w:rPr>
             <w:rStyle w:val="Hyperlink"/>
@@ -650,7 +676,7 @@
         <w:jc w:val="start"/>
         <w:rPr/>
       </w:pPr>
-      <w:hyperlink w:anchor="section-17-用户开通验收表">
+      <w:hyperlink w:anchor="section-18-用户开通验收表">
         <w:r>
           <w:rPr>
             <w:rStyle w:val="Hyperlink"/>
@@ -676,7 +702,7 @@
         <w:jc w:val="start"/>
         <w:rPr/>
       </w:pPr>
-      <w:hyperlink w:anchor="section-18-常见状态与控制点">
+      <w:hyperlink w:anchor="section-19-常见状态与控制点">
         <w:r>
           <w:rPr>
             <w:rStyle w:val="Hyperlink"/>
@@ -702,7 +728,7 @@
         <w:jc w:val="start"/>
         <w:rPr/>
       </w:pPr>
-      <w:hyperlink w:anchor="section-19-异常处理与问题上报">
+      <w:hyperlink w:anchor="section-20-异常处理与问题上报">
         <w:r>
           <w:rPr>
             <w:rStyle w:val="Hyperlink"/>
@@ -728,7 +754,7 @@
         <w:jc w:val="start"/>
         <w:rPr/>
       </w:pPr>
-      <w:hyperlink w:anchor="section-20-无法登录或菜单缺失">
+      <w:hyperlink w:anchor="section-21-无法登录或菜单缺失">
         <w:r>
           <w:rPr>
             <w:rStyle w:val="Hyperlink"/>
@@ -754,7 +780,7 @@
         <w:jc w:val="start"/>
         <w:rPr/>
       </w:pPr>
-      <w:hyperlink w:anchor="section-21-数据为空或范围不正确">
+      <w:hyperlink w:anchor="section-22-数据为空或范围不正确">
         <w:r>
           <w:rPr>
             <w:rStyle w:val="Hyperlink"/>
@@ -780,7 +806,7 @@
         <w:jc w:val="start"/>
         <w:rPr/>
       </w:pPr>
-      <w:hyperlink w:anchor="section-22-网络超时或重复提交提示">
+      <w:hyperlink w:anchor="section-23-网络超时或重复提交提示">
         <w:r>
           <w:rPr>
             <w:rStyle w:val="Hyperlink"/>
@@ -806,7 +832,7 @@
         <w:jc w:val="start"/>
         <w:rPr/>
       </w:pPr>
-      <w:hyperlink w:anchor="section-23-库存-任务或账单不一致">
+      <w:hyperlink w:anchor="section-24-库存-任务或账单不一致">
         <w:r>
           <w:rPr>
             <w:rStyle w:val="Hyperlink"/>
@@ -832,7 +858,7 @@
         <w:jc w:val="start"/>
         <w:rPr/>
       </w:pPr>
-      <w:hyperlink w:anchor="section-24-问题上报模板">
+      <w:hyperlink w:anchor="section-25-问题上报模板">
         <w:r>
           <w:rPr>
             <w:rStyle w:val="Hyperlink"/>
@@ -858,7 +884,7 @@
         <w:jc w:val="start"/>
         <w:rPr/>
       </w:pPr>
-      <w:hyperlink w:anchor="section-25-日常自检与培训验收">
+      <w:hyperlink w:anchor="section-26-日常自检与培训验收">
         <w:r>
           <w:rPr>
             <w:rStyle w:val="Hyperlink"/>
@@ -884,7 +910,7 @@
         <w:jc w:val="start"/>
         <w:rPr/>
       </w:pPr>
-      <w:hyperlink w:anchor="section-26-专项手册与边界">
+      <w:hyperlink w:anchor="section-27-专项手册与边界">
         <w:r>
           <w:rPr>
             <w:rStyle w:val="Hyperlink"/>
@@ -909,7 +935,7 @@
         <w:jc w:val="start"/>
         <w:rPr/>
       </w:pPr>
-      <w:hyperlink w:anchor="section-27-文档修订记录">
+      <w:hyperlink w:anchor="section-28-文档修订记录">
         <w:r>
           <w:rPr>
             <w:rStyle w:val="Hyperlink"/>
@@ -2949,7 +2975,7 @@
       </w:pPr>
       <w:r>
         <w:rPr/>
-        <w:t>货主商品编码、仓库</w:t>
+        <w:t>货主商品编码和仓库</w:t>
       </w:r>
       <w:r>
         <w:rPr/>
@@ -2957,29 +2983,776 @@
       </w:r>
       <w:r>
         <w:rPr/>
-        <w:t xml:space="preserve">编码、标准贸易条码和其他条码应唯一稳定；标准贸易条码是 </w:t>
+        <w:t xml:space="preserve">编码是稳定主数据，创建后不得修改。标准贸易条码是 </w:t>
+      </w:r>
+      <w:r>
+        <w:rPr/>
+        <w:t xml:space="preserve">GTIN/EAN/UPC </w:t>
+      </w:r>
+      <w:r>
+        <w:rPr/>
+        <w:t>等贸易条码的正式显示名称；条码、包装条码和外部系统商品编码通过独立的标识维护入口追加历史记录，不直接覆盖旧值。基本单位是库存记账单位。修改包装换算、批次</w:t>
+      </w:r>
+      <w:r>
+        <w:rPr/>
+        <w:t>/</w:t>
+      </w:r>
+      <w:r>
+        <w:rPr/>
+        <w:t>效期控制或停用商品前，必须确认没有未完成单据、任务和库存影响。</w:t>
+      </w:r>
+    </w:p>
+    <w:p>
+      <w:pPr>
+        <w:pStyle w:val="Heading3"/>
+        <w:bidi w:val="0"/>
+        <w:ind w:hanging="0" w:start="0" w:end="0"/>
+        <w:jc w:val="start"/>
+        <w:rPr/>
+      </w:pPr>
+      <w:bookmarkStart w:id="13" w:name="section-14-商品标识历史维护"/>
+      <w:bookmarkEnd w:id="13"/>
+      <w:r>
+        <w:rPr/>
+        <w:t>商品标识历史维护</w:t>
+      </w:r>
+    </w:p>
+    <w:p>
+      <w:pPr>
+        <w:pStyle w:val="BodyText"/>
+        <w:numPr>
+          <w:ilvl w:val="0"/>
+          <w:numId w:val="11"/>
+        </w:numPr>
+        <w:tabs>
+          <w:tab w:val="clear" w:pos="1134"/>
+          <w:tab w:val="left" w:pos="709" w:leader="none"/>
+        </w:tabs>
+        <w:bidi w:val="0"/>
+        <w:spacing w:before="0" w:after="0"/>
+        <w:ind w:hanging="283" w:start="709"/>
+        <w:jc w:val="start"/>
+        <w:rPr/>
+      </w:pPr>
+      <w:r>
+        <w:rPr/>
+        <w:t>同一货主内，货主商品编码、仓库</w:t>
+      </w:r>
+      <w:r>
+        <w:rPr/>
+        <w:t>SKU</w:t>
+      </w:r>
+      <w:r>
+        <w:rPr/>
+        <w:t xml:space="preserve">编码、全部商品条码、包装条码和外部系统商品编码共享唯一命名空间；比较时忽略首尾空格和大小写。不同商品不得交叉复用，跨货主可以复用。 </w:t>
+      </w:r>
+    </w:p>
+    <w:p>
+      <w:pPr>
+        <w:pStyle w:val="BodyText"/>
+        <w:numPr>
+          <w:ilvl w:val="0"/>
+          <w:numId w:val="11"/>
+        </w:numPr>
+        <w:tabs>
+          <w:tab w:val="clear" w:pos="1134"/>
+          <w:tab w:val="left" w:pos="709" w:leader="none"/>
+        </w:tabs>
+        <w:bidi w:val="0"/>
+        <w:spacing w:before="0" w:after="0"/>
+        <w:ind w:hanging="283" w:start="709"/>
+        <w:jc w:val="start"/>
+        <w:rPr/>
+      </w:pPr>
+      <w:r>
+        <w:rPr/>
+        <w:t xml:space="preserve">新厂家码、新旧包装并存或箱规变化时使用“新增”操作创建记录。新箱码或包装条码必须选择当前商品下启用且未删除的包装层级，系统会固化当时的基础单位换算快照。 </w:t>
+      </w:r>
+    </w:p>
+    <w:p>
+      <w:pPr>
+        <w:pStyle w:val="BodyText"/>
+        <w:numPr>
+          <w:ilvl w:val="0"/>
+          <w:numId w:val="11"/>
+        </w:numPr>
+        <w:tabs>
+          <w:tab w:val="clear" w:pos="1134"/>
+          <w:tab w:val="left" w:pos="709" w:leader="none"/>
+        </w:tabs>
+        <w:bidi w:val="0"/>
+        <w:spacing w:before="0" w:after="0"/>
+        <w:ind w:hanging="283" w:start="709"/>
+        <w:jc w:val="start"/>
+        <w:rPr/>
+      </w:pPr>
+      <w:r>
+        <w:rPr/>
+        <w:t>“</w:t>
+      </w:r>
+      <w:r>
+        <w:rPr/>
+        <w:t xml:space="preserve">设为主码”只改变兼容字段的当前投影，不删除、不停用旧码。停用、软删除、尚未生效、已过期或关联无效包装的记录不能设为主码。 </w:t>
+      </w:r>
+    </w:p>
+    <w:p>
+      <w:pPr>
+        <w:pStyle w:val="BodyText"/>
+        <w:numPr>
+          <w:ilvl w:val="0"/>
+          <w:numId w:val="11"/>
+        </w:numPr>
+        <w:tabs>
+          <w:tab w:val="clear" w:pos="1134"/>
+          <w:tab w:val="left" w:pos="709" w:leader="none"/>
+        </w:tabs>
+        <w:bidi w:val="0"/>
+        <w:spacing w:before="0" w:after="0"/>
+        <w:ind w:hanging="283" w:start="709"/>
+        <w:jc w:val="start"/>
+        <w:rPr/>
+      </w:pPr>
+      <w:r>
+        <w:rPr/>
+        <w:t>“</w:t>
+      </w:r>
+      <w:r>
+        <w:rPr/>
+        <w:t xml:space="preserve">退役”会停止普通搜索和扫码；“重新启用”仅恢复未软删除且仍满足有效期、包装和商品状态的记录。普通删除等同退役，不执行硬删除。 </w:t>
+      </w:r>
+    </w:p>
+    <w:p>
+      <w:pPr>
+        <w:pStyle w:val="BodyText"/>
+        <w:numPr>
+          <w:ilvl w:val="0"/>
+          <w:numId w:val="11"/>
+        </w:numPr>
+        <w:tabs>
+          <w:tab w:val="clear" w:pos="1134"/>
+          <w:tab w:val="left" w:pos="709" w:leader="none"/>
+        </w:tabs>
+        <w:bidi w:val="0"/>
+        <w:spacing w:before="0" w:after="0"/>
+        <w:ind w:hanging="283" w:start="709"/>
+        <w:jc w:val="start"/>
+        <w:rPr/>
+      </w:pPr>
+      <w:r>
+        <w:rPr/>
+        <w:t xml:space="preserve">历史标识退役、过期或软删除后仍永久占用，不能重新分配给其他商品。业务商品和带历史的标识禁止硬删除。 </w:t>
+      </w:r>
+    </w:p>
+    <w:p>
+      <w:pPr>
+        <w:pStyle w:val="BodyText"/>
+        <w:numPr>
+          <w:ilvl w:val="0"/>
+          <w:numId w:val="11"/>
+        </w:numPr>
+        <w:tabs>
+          <w:tab w:val="clear" w:pos="1134"/>
+          <w:tab w:val="left" w:pos="709" w:leader="none"/>
+        </w:tabs>
+        <w:bidi w:val="0"/>
+        <w:spacing w:before="0" w:after="0"/>
+        <w:ind w:hanging="283" w:start="709"/>
+        <w:jc w:val="start"/>
+        <w:rPr/>
+      </w:pPr>
+      <w:r>
+        <w:rPr/>
+        <w:t xml:space="preserve">普通搜索只使用当前有效标识；历史审计应在商品条码或外部标识维护入口中按记录查询。 </w:t>
+      </w:r>
+    </w:p>
+    <w:p>
+      <w:pPr>
+        <w:pStyle w:val="BodyText"/>
+        <w:numPr>
+          <w:ilvl w:val="0"/>
+          <w:numId w:val="11"/>
+        </w:numPr>
+        <w:tabs>
+          <w:tab w:val="clear" w:pos="1134"/>
+          <w:tab w:val="left" w:pos="709" w:leader="none"/>
+        </w:tabs>
+        <w:bidi w:val="0"/>
+        <w:ind w:hanging="283" w:start="709"/>
+        <w:jc w:val="start"/>
+        <w:rPr/>
+      </w:pPr>
+      <w:r>
+        <w:rPr/>
+        <w:t xml:space="preserve">批量维护使用当前“商品条码维护”和“外部标识维护”工作表，操作值为 </w:t>
       </w:r>
       <w:r>
         <w:rPr>
           <w:rStyle w:val="SourceText"/>
         </w:rPr>
-        <w:t>gtin</w:t>
-      </w:r>
-      <w:r>
-        <w:rPr/>
-        <w:t xml:space="preserve"> </w:t>
-      </w:r>
-      <w:r>
-        <w:rPr/>
-        <w:t xml:space="preserve">字段，对应 </w:t>
-      </w:r>
-      <w:r>
-        <w:rPr/>
-        <w:t>GTIN/EAN/UPC</w:t>
-      </w:r>
-      <w:r>
-        <w:rPr/>
-        <w:t>。基本单位是库存记账单位。修改包装换算、批次</w:t>
+        <w:t>ADD</w:t>
+      </w:r>
+      <w:r>
+        <w:rPr/>
+        <w:t>、</w:t>
+      </w:r>
+      <w:r>
+        <w:rPr>
+          <w:rStyle w:val="SourceText"/>
+        </w:rPr>
+        <w:t>SET_PRIMARY</w:t>
+      </w:r>
+      <w:r>
+        <w:rPr/>
+        <w:t>、</w:t>
+      </w:r>
+      <w:r>
+        <w:rPr>
+          <w:rStyle w:val="SourceText"/>
+        </w:rPr>
+        <w:t>RETIRE</w:t>
+      </w:r>
+      <w:r>
+        <w:rPr/>
+        <w:t>、</w:t>
+      </w:r>
+      <w:r>
+        <w:rPr>
+          <w:rStyle w:val="SourceText"/>
+        </w:rPr>
+        <w:t>REACTIVATE</w:t>
+      </w:r>
+      <w:r>
+        <w:rPr/>
+        <w:t xml:space="preserve">。导入为整批事务，任意行失败时不得保留注册项、主值投影或旧主码降级。 </w:t>
+      </w:r>
+    </w:p>
+    <w:p>
+      <w:pPr>
+        <w:pStyle w:val="Heading2"/>
+        <w:bidi w:val="0"/>
+        <w:ind w:hanging="0" w:start="0" w:end="0"/>
+        <w:jc w:val="start"/>
+        <w:rPr/>
+      </w:pPr>
+      <w:bookmarkStart w:id="14" w:name="section-15-Excel-导入与批量配置"/>
+      <w:bookmarkEnd w:id="14"/>
+      <w:r>
+        <w:rPr/>
+        <w:t xml:space="preserve">Excel </w:t>
+      </w:r>
+      <w:r>
+        <w:rPr/>
+        <w:t>导入与批量配置</w:t>
+      </w:r>
+    </w:p>
+    <w:p>
+      <w:pPr>
+        <w:pStyle w:val="BodyText"/>
+        <w:numPr>
+          <w:ilvl w:val="0"/>
+          <w:numId w:val="12"/>
+        </w:numPr>
+        <w:tabs>
+          <w:tab w:val="clear" w:pos="1134"/>
+          <w:tab w:val="left" w:pos="709" w:leader="none"/>
+        </w:tabs>
+        <w:bidi w:val="0"/>
+        <w:spacing w:before="0" w:after="0"/>
+        <w:ind w:hanging="283" w:start="709"/>
+        <w:jc w:val="start"/>
+        <w:rPr/>
+      </w:pPr>
+      <w:r>
+        <w:rPr/>
+        <w:t xml:space="preserve">使用系统当前页面下载的模板，不复用历史模板。 </w:t>
+      </w:r>
+    </w:p>
+    <w:p>
+      <w:pPr>
+        <w:pStyle w:val="BodyText"/>
+        <w:numPr>
+          <w:ilvl w:val="0"/>
+          <w:numId w:val="12"/>
+        </w:numPr>
+        <w:tabs>
+          <w:tab w:val="clear" w:pos="1134"/>
+          <w:tab w:val="left" w:pos="709" w:leader="none"/>
+        </w:tabs>
+        <w:bidi w:val="0"/>
+        <w:spacing w:before="0" w:after="0"/>
+        <w:ind w:hanging="283" w:start="709"/>
+        <w:jc w:val="start"/>
+        <w:rPr/>
+      </w:pPr>
+      <w:r>
+        <w:rPr/>
+        <w:t xml:space="preserve">商品导入按权限和数据范围校验，整批原子处理；任意错误会阻止整批写入。 </w:t>
+      </w:r>
+    </w:p>
+    <w:p>
+      <w:pPr>
+        <w:pStyle w:val="BodyText"/>
+        <w:numPr>
+          <w:ilvl w:val="0"/>
+          <w:numId w:val="12"/>
+        </w:numPr>
+        <w:tabs>
+          <w:tab w:val="clear" w:pos="1134"/>
+          <w:tab w:val="left" w:pos="709" w:leader="none"/>
+        </w:tabs>
+        <w:bidi w:val="0"/>
+        <w:spacing w:before="0" w:after="0"/>
+        <w:ind w:hanging="283" w:start="709"/>
+        <w:jc w:val="start"/>
+        <w:rPr/>
+      </w:pPr>
+      <w:r>
+        <w:rPr/>
+        <w:t xml:space="preserve">标识维护导出包含包装、单位和基础单位换算快照；历史快照仅用于审计，新增包装条码的换算值由所选包装层级生成。 </w:t>
+      </w:r>
+    </w:p>
+    <w:p>
+      <w:pPr>
+        <w:pStyle w:val="BodyText"/>
+        <w:numPr>
+          <w:ilvl w:val="0"/>
+          <w:numId w:val="12"/>
+        </w:numPr>
+        <w:tabs>
+          <w:tab w:val="clear" w:pos="1134"/>
+          <w:tab w:val="left" w:pos="709" w:leader="none"/>
+        </w:tabs>
+        <w:bidi w:val="0"/>
+        <w:spacing w:before="0" w:after="0"/>
+        <w:ind w:hanging="283" w:start="709"/>
+        <w:jc w:val="start"/>
+        <w:rPr/>
+      </w:pPr>
+      <w:r>
+        <w:rPr/>
+        <w:t xml:space="preserve">公式、重复标识、其他货主数据、无效扩展名和超限文件会被拒绝。 </w:t>
+      </w:r>
+    </w:p>
+    <w:p>
+      <w:pPr>
+        <w:pStyle w:val="BodyText"/>
+        <w:numPr>
+          <w:ilvl w:val="0"/>
+          <w:numId w:val="12"/>
+        </w:numPr>
+        <w:tabs>
+          <w:tab w:val="clear" w:pos="1134"/>
+          <w:tab w:val="left" w:pos="709" w:leader="none"/>
+        </w:tabs>
+        <w:bidi w:val="0"/>
+        <w:spacing w:before="0" w:after="0"/>
+        <w:ind w:hanging="283" w:start="709"/>
+        <w:jc w:val="start"/>
+        <w:rPr/>
+      </w:pPr>
+      <w:r>
+        <w:rPr/>
+        <w:t>仓库</w:t>
+      </w:r>
+      <w:r>
+        <w:rPr/>
+        <w:t>SKU</w:t>
+      </w:r>
+      <w:r>
+        <w:rPr/>
+        <w:t>编码由系统规则生成时，用户模板中的仓库</w:t>
+      </w:r>
+      <w:r>
+        <w:rPr/>
+        <w:t>SKU</w:t>
+      </w:r>
+      <w:r>
+        <w:rPr/>
+        <w:t xml:space="preserve">编码不作为覆盖依据。 </w:t>
+      </w:r>
+    </w:p>
+    <w:p>
+      <w:pPr>
+        <w:pStyle w:val="BodyText"/>
+        <w:numPr>
+          <w:ilvl w:val="0"/>
+          <w:numId w:val="12"/>
+        </w:numPr>
+        <w:tabs>
+          <w:tab w:val="clear" w:pos="1134"/>
+          <w:tab w:val="left" w:pos="709" w:leader="none"/>
+        </w:tabs>
+        <w:bidi w:val="0"/>
+        <w:spacing w:before="0" w:after="0"/>
+        <w:ind w:hanging="283" w:start="709"/>
+        <w:jc w:val="start"/>
+        <w:rPr/>
+      </w:pPr>
+      <w:r>
+        <w:rPr/>
+        <w:t xml:space="preserve">无订单批量入库、一件代发导入与商品主数据导入用途不同，禁止混用模板。 </w:t>
+      </w:r>
+    </w:p>
+    <w:p>
+      <w:pPr>
+        <w:pStyle w:val="BodyText"/>
+        <w:numPr>
+          <w:ilvl w:val="0"/>
+          <w:numId w:val="12"/>
+        </w:numPr>
+        <w:tabs>
+          <w:tab w:val="clear" w:pos="1134"/>
+          <w:tab w:val="left" w:pos="709" w:leader="none"/>
+        </w:tabs>
+        <w:bidi w:val="0"/>
+        <w:ind w:hanging="283" w:start="709"/>
+        <w:jc w:val="start"/>
+        <w:rPr/>
+      </w:pPr>
+      <w:r>
+        <w:rPr/>
+        <w:t xml:space="preserve">导入后保存结果、审计记录和抽查样本，不能只依据前端提示判断成功。 </w:t>
+      </w:r>
+    </w:p>
+    <w:p>
+      <w:pPr>
+        <w:pStyle w:val="Heading2"/>
+        <w:bidi w:val="0"/>
+        <w:ind w:hanging="0" w:start="0" w:end="0"/>
+        <w:jc w:val="start"/>
+        <w:rPr/>
+      </w:pPr>
+      <w:bookmarkStart w:id="15" w:name="section-16-商城-POS-与计费管理边界"/>
+      <w:bookmarkEnd w:id="15"/>
+      <w:r>
+        <w:rPr/>
+        <w:t>商城、</w:t>
+      </w:r>
+      <w:r>
+        <w:rPr/>
+        <w:t xml:space="preserve">POS </w:t>
+      </w:r>
+      <w:r>
+        <w:rPr/>
+        <w:t>与计费管理边界</w:t>
+      </w:r>
+    </w:p>
+    <w:p>
+      <w:pPr>
+        <w:pStyle w:val="BodyText"/>
+        <w:numPr>
+          <w:ilvl w:val="0"/>
+          <w:numId w:val="13"/>
+        </w:numPr>
+        <w:tabs>
+          <w:tab w:val="clear" w:pos="1134"/>
+          <w:tab w:val="left" w:pos="709" w:leader="none"/>
+        </w:tabs>
+        <w:bidi w:val="0"/>
+        <w:spacing w:before="0" w:after="0"/>
+        <w:ind w:hanging="283" w:start="709"/>
+        <w:jc w:val="start"/>
+        <w:rPr/>
+      </w:pPr>
+      <w:r>
+        <w:rPr/>
+        <w:t xml:space="preserve">POS </w:t>
+      </w:r>
+      <w:r>
+        <w:rPr/>
+        <w:t xml:space="preserve">权限、打印配置、撤销和退款按专项 </w:t>
+      </w:r>
+      <w:r>
+        <w:rPr/>
+        <w:t xml:space="preserve">POS </w:t>
+      </w:r>
+      <w:r>
+        <w:rPr/>
+        <w:t>手册管理；</w:t>
+      </w:r>
+      <w:r>
+        <w:rPr/>
+        <w:t xml:space="preserve">POS </w:t>
+      </w:r>
+      <w:r>
+        <w:rPr/>
+        <w:t xml:space="preserve">销售通过统一任务和过账链路影响库存。 </w:t>
+      </w:r>
+    </w:p>
+    <w:p>
+      <w:pPr>
+        <w:pStyle w:val="BodyText"/>
+        <w:numPr>
+          <w:ilvl w:val="0"/>
+          <w:numId w:val="13"/>
+        </w:numPr>
+        <w:tabs>
+          <w:tab w:val="clear" w:pos="1134"/>
+          <w:tab w:val="left" w:pos="709" w:leader="none"/>
+        </w:tabs>
+        <w:bidi w:val="0"/>
+        <w:spacing w:before="0" w:after="0"/>
+        <w:ind w:hanging="283" w:start="709"/>
+        <w:jc w:val="start"/>
+        <w:rPr/>
+      </w:pPr>
+      <w:r>
+        <w:rPr/>
+        <w:t xml:space="preserve">商城上架、支付、退款、评价审核和批量配置按商城专项指南管理；商城买家不配置 </w:t>
+      </w:r>
+      <w:r>
+        <w:rPr/>
+        <w:t xml:space="preserve">WMS </w:t>
+      </w:r>
+      <w:r>
+        <w:rPr/>
+        <w:t xml:space="preserve">业务角色。 </w:t>
+      </w:r>
+    </w:p>
+    <w:p>
+      <w:pPr>
+        <w:pStyle w:val="BodyText"/>
+        <w:numPr>
+          <w:ilvl w:val="0"/>
+          <w:numId w:val="13"/>
+        </w:numPr>
+        <w:tabs>
+          <w:tab w:val="clear" w:pos="1134"/>
+          <w:tab w:val="left" w:pos="709" w:leader="none"/>
+        </w:tabs>
+        <w:bidi w:val="0"/>
+        <w:spacing w:before="0" w:after="0"/>
+        <w:ind w:hanging="283" w:start="709"/>
+        <w:jc w:val="start"/>
+        <w:rPr/>
+      </w:pPr>
+      <w:r>
+        <w:rPr/>
+        <w:t xml:space="preserve">计费规则、账期锁定、开票和解锁属于高风险财务操作，应保留审批依据和审计记录。 </w:t>
+      </w:r>
+    </w:p>
+    <w:p>
+      <w:pPr>
+        <w:pStyle w:val="BodyText"/>
+        <w:numPr>
+          <w:ilvl w:val="0"/>
+          <w:numId w:val="13"/>
+        </w:numPr>
+        <w:tabs>
+          <w:tab w:val="clear" w:pos="1134"/>
+          <w:tab w:val="left" w:pos="709" w:leader="none"/>
+        </w:tabs>
+        <w:bidi w:val="0"/>
+        <w:ind w:hanging="283" w:start="709"/>
+        <w:jc w:val="start"/>
+        <w:rPr/>
+      </w:pPr>
+      <w:r>
+        <w:rPr/>
+        <w:t xml:space="preserve">系统管理员可以维护配置和排查异常，但不能代替货主或仓库确认业务事实。 </w:t>
+      </w:r>
+    </w:p>
+    <w:p>
+      <w:pPr>
+        <w:pStyle w:val="Heading2"/>
+        <w:bidi w:val="0"/>
+        <w:ind w:hanging="0" w:start="0" w:end="0"/>
+        <w:jc w:val="start"/>
+        <w:rPr/>
+      </w:pPr>
+      <w:bookmarkStart w:id="16" w:name="section-17-审计-账号安全与故障处理"/>
+      <w:bookmarkEnd w:id="16"/>
+      <w:r>
+        <w:rPr/>
+        <w:t>审计、账号安全与故障处理</w:t>
+      </w:r>
+    </w:p>
+    <w:p>
+      <w:pPr>
+        <w:pStyle w:val="BodyText"/>
+        <w:numPr>
+          <w:ilvl w:val="0"/>
+          <w:numId w:val="14"/>
+        </w:numPr>
+        <w:tabs>
+          <w:tab w:val="clear" w:pos="1134"/>
+          <w:tab w:val="left" w:pos="709" w:leader="none"/>
+        </w:tabs>
+        <w:bidi w:val="0"/>
+        <w:spacing w:before="0" w:after="0"/>
+        <w:ind w:hanging="283" w:start="709"/>
+        <w:jc w:val="start"/>
+        <w:rPr/>
+      </w:pPr>
+      <w:r>
+        <w:rPr/>
+        <w:t xml:space="preserve">在审计事件和 </w:t>
+      </w:r>
+      <w:r>
+        <w:rPr/>
+        <w:t xml:space="preserve">Admin </w:t>
+      </w:r>
+      <w:r>
+        <w:rPr/>
+        <w:t xml:space="preserve">日志中按用户名、时间、模块和操作类型查询。 </w:t>
+      </w:r>
+    </w:p>
+    <w:p>
+      <w:pPr>
+        <w:pStyle w:val="BodyText"/>
+        <w:numPr>
+          <w:ilvl w:val="0"/>
+          <w:numId w:val="14"/>
+        </w:numPr>
+        <w:tabs>
+          <w:tab w:val="clear" w:pos="1134"/>
+          <w:tab w:val="left" w:pos="709" w:leader="none"/>
+        </w:tabs>
+        <w:bidi w:val="0"/>
+        <w:spacing w:before="0" w:after="0"/>
+        <w:ind w:hanging="283" w:start="709"/>
+        <w:jc w:val="start"/>
+        <w:rPr/>
+      </w:pPr>
+      <w:r>
+        <w:rPr/>
+        <w:t xml:space="preserve">发现异常新增、修改、删除、导入、导出或授权时，先停用可疑账号并保留日志。 </w:t>
+      </w:r>
+    </w:p>
+    <w:p>
+      <w:pPr>
+        <w:pStyle w:val="BodyText"/>
+        <w:numPr>
+          <w:ilvl w:val="0"/>
+          <w:numId w:val="14"/>
+        </w:numPr>
+        <w:tabs>
+          <w:tab w:val="clear" w:pos="1134"/>
+          <w:tab w:val="left" w:pos="709" w:leader="none"/>
+        </w:tabs>
+        <w:bidi w:val="0"/>
+        <w:spacing w:before="0" w:after="0"/>
+        <w:ind w:hanging="283" w:start="709"/>
+        <w:jc w:val="start"/>
+        <w:rPr/>
+      </w:pPr>
+      <w:r>
+        <w:rPr/>
+        <w:t xml:space="preserve">遗忘密码走重置流程；管理员不得读取、传播或在群聊中发送明文密码。 </w:t>
+      </w:r>
+    </w:p>
+    <w:p>
+      <w:pPr>
+        <w:pStyle w:val="BodyText"/>
+        <w:numPr>
+          <w:ilvl w:val="0"/>
+          <w:numId w:val="14"/>
+        </w:numPr>
+        <w:tabs>
+          <w:tab w:val="clear" w:pos="1134"/>
+          <w:tab w:val="left" w:pos="709" w:leader="none"/>
+        </w:tabs>
+        <w:bidi w:val="0"/>
+        <w:spacing w:before="0" w:after="0"/>
+        <w:ind w:hanging="283" w:start="709"/>
+        <w:jc w:val="start"/>
+        <w:rPr/>
+      </w:pPr>
+      <w:r>
+        <w:rPr/>
+        <w:t xml:space="preserve">角色范围冲突、缺失规范组或范围与组不一致时，账号应保持拒绝访问，修正配置后再验证。 </w:t>
+      </w:r>
+    </w:p>
+    <w:p>
+      <w:pPr>
+        <w:pStyle w:val="BodyText"/>
+        <w:numPr>
+          <w:ilvl w:val="0"/>
+          <w:numId w:val="14"/>
+        </w:numPr>
+        <w:tabs>
+          <w:tab w:val="clear" w:pos="1134"/>
+          <w:tab w:val="left" w:pos="709" w:leader="none"/>
+        </w:tabs>
+        <w:bidi w:val="0"/>
+        <w:ind w:hanging="283" w:start="709"/>
+        <w:jc w:val="start"/>
+        <w:rPr/>
+      </w:pPr>
+      <w:r>
+        <w:rPr/>
+        <w:t xml:space="preserve">库存、订单、支付和账单异常应先保全事实记录，不直接改数据库或删除流水。 </w:t>
+      </w:r>
+    </w:p>
+    <w:p>
+      <w:pPr>
+        <w:pStyle w:val="BodyText"/>
+        <w:bidi w:val="0"/>
+        <w:jc w:val="start"/>
+        <w:rPr/>
+      </w:pPr>
+      <w:r>
+        <w:rPr/>
+        <w:t>服务器部署、数据库备份恢复、域名证书、服务启停和版本回滚属于独立运维流程，本手册不授权在生产服务器直接操作。</w:t>
+      </w:r>
+    </w:p>
+    <w:p>
+      <w:pPr>
+        <w:pStyle w:val="Heading2"/>
+        <w:bidi w:val="0"/>
+        <w:ind w:hanging="0" w:start="0" w:end="0"/>
+        <w:jc w:val="start"/>
+        <w:rPr/>
+      </w:pPr>
+      <w:bookmarkStart w:id="17" w:name="section-18-用户开通验收表"/>
+      <w:bookmarkEnd w:id="17"/>
+      <w:r>
+        <w:rPr/>
+        <w:t>用户开通验收表</w:t>
+      </w:r>
+    </w:p>
+    <w:p>
+      <w:pPr>
+        <w:pStyle w:val="BodyText"/>
+        <w:numPr>
+          <w:ilvl w:val="0"/>
+          <w:numId w:val="15"/>
+        </w:numPr>
+        <w:tabs>
+          <w:tab w:val="clear" w:pos="1134"/>
+          <w:tab w:val="left" w:pos="709" w:leader="none"/>
+        </w:tabs>
+        <w:bidi w:val="0"/>
+        <w:spacing w:before="0" w:after="0"/>
+        <w:ind w:hanging="283" w:start="709"/>
+        <w:jc w:val="start"/>
+        <w:rPr/>
+      </w:pPr>
+      <w:r>
+        <w:rPr/>
+        <w:t xml:space="preserve">用户名唯一，姓名和联系方式正确。 </w:t>
+      </w:r>
+    </w:p>
+    <w:p>
+      <w:pPr>
+        <w:pStyle w:val="BodyText"/>
+        <w:numPr>
+          <w:ilvl w:val="0"/>
+          <w:numId w:val="15"/>
+        </w:numPr>
+        <w:tabs>
+          <w:tab w:val="clear" w:pos="1134"/>
+          <w:tab w:val="left" w:pos="709" w:leader="none"/>
+        </w:tabs>
+        <w:bidi w:val="0"/>
+        <w:spacing w:before="0" w:after="0"/>
+        <w:ind w:hanging="283" w:start="709"/>
+        <w:jc w:val="start"/>
+        <w:rPr/>
+      </w:pPr>
+      <w:r>
+        <w:rPr/>
+        <w:t>账号有效，职员</w:t>
       </w:r>
       <w:r>
         <w:rPr/>
@@ -2987,7 +3760,160 @@
       </w:r>
       <w:r>
         <w:rPr/>
-        <w:t>效期控制或停用商品前，必须确认没有未完成单据、任务和库存影响。</w:t>
+        <w:t xml:space="preserve">超级用户状态符合用途。 </w:t>
+      </w:r>
+    </w:p>
+    <w:p>
+      <w:pPr>
+        <w:pStyle w:val="BodyText"/>
+        <w:numPr>
+          <w:ilvl w:val="0"/>
+          <w:numId w:val="15"/>
+        </w:numPr>
+        <w:tabs>
+          <w:tab w:val="clear" w:pos="1134"/>
+          <w:tab w:val="left" w:pos="709" w:leader="none"/>
+        </w:tabs>
+        <w:bidi w:val="0"/>
+        <w:spacing w:before="0" w:after="0"/>
+        <w:ind w:hanging="283" w:start="709"/>
+        <w:jc w:val="start"/>
+        <w:rPr/>
+      </w:pPr>
+      <w:r>
+        <w:rPr/>
+        <w:t xml:space="preserve">只有一种业务角色，货主或仓库范围正确。 </w:t>
+      </w:r>
+    </w:p>
+    <w:p>
+      <w:pPr>
+        <w:pStyle w:val="BodyText"/>
+        <w:numPr>
+          <w:ilvl w:val="0"/>
+          <w:numId w:val="15"/>
+        </w:numPr>
+        <w:tabs>
+          <w:tab w:val="clear" w:pos="1134"/>
+          <w:tab w:val="left" w:pos="709" w:leader="none"/>
+        </w:tabs>
+        <w:bidi w:val="0"/>
+        <w:spacing w:before="0" w:after="0"/>
+        <w:ind w:hanging="283" w:start="709"/>
+        <w:jc w:val="start"/>
+        <w:rPr/>
+      </w:pPr>
+      <w:r>
+        <w:rPr/>
+        <w:t xml:space="preserve">规范角色组已自动同步，没有无关高权限组。 </w:t>
+      </w:r>
+    </w:p>
+    <w:p>
+      <w:pPr>
+        <w:pStyle w:val="BodyText"/>
+        <w:numPr>
+          <w:ilvl w:val="0"/>
+          <w:numId w:val="15"/>
+        </w:numPr>
+        <w:tabs>
+          <w:tab w:val="clear" w:pos="1134"/>
+          <w:tab w:val="left" w:pos="709" w:leader="none"/>
+        </w:tabs>
+        <w:bidi w:val="0"/>
+        <w:spacing w:before="0" w:after="0"/>
+        <w:ind w:hanging="283" w:start="709"/>
+        <w:jc w:val="start"/>
+        <w:rPr/>
+      </w:pPr>
+      <w:r>
+        <w:rPr/>
+        <w:t xml:space="preserve">老板多仓范围逐仓验证，其他角色没有多活动范围。 </w:t>
+      </w:r>
+    </w:p>
+    <w:p>
+      <w:pPr>
+        <w:pStyle w:val="BodyText"/>
+        <w:numPr>
+          <w:ilvl w:val="0"/>
+          <w:numId w:val="15"/>
+        </w:numPr>
+        <w:tabs>
+          <w:tab w:val="clear" w:pos="1134"/>
+          <w:tab w:val="left" w:pos="709" w:leader="none"/>
+        </w:tabs>
+        <w:bidi w:val="0"/>
+        <w:spacing w:before="0" w:after="0"/>
+        <w:ind w:hanging="283" w:start="709"/>
+        <w:jc w:val="start"/>
+        <w:rPr/>
+      </w:pPr>
+      <w:r>
+        <w:rPr/>
+        <w:t xml:space="preserve">登录入口、菜单和岗位一致。 </w:t>
+      </w:r>
+    </w:p>
+    <w:p>
+      <w:pPr>
+        <w:pStyle w:val="BodyText"/>
+        <w:numPr>
+          <w:ilvl w:val="0"/>
+          <w:numId w:val="15"/>
+        </w:numPr>
+        <w:tabs>
+          <w:tab w:val="clear" w:pos="1134"/>
+          <w:tab w:val="left" w:pos="709" w:leader="none"/>
+        </w:tabs>
+        <w:bidi w:val="0"/>
+        <w:spacing w:before="0" w:after="0"/>
+        <w:ind w:hanging="283" w:start="709"/>
+        <w:jc w:val="start"/>
+        <w:rPr/>
+      </w:pPr>
+      <w:r>
+        <w:rPr/>
+        <w:t xml:space="preserve">不能查看其他货主或仓库数据。 </w:t>
+      </w:r>
+    </w:p>
+    <w:p>
+      <w:pPr>
+        <w:pStyle w:val="BodyText"/>
+        <w:numPr>
+          <w:ilvl w:val="0"/>
+          <w:numId w:val="15"/>
+        </w:numPr>
+        <w:tabs>
+          <w:tab w:val="clear" w:pos="1134"/>
+          <w:tab w:val="left" w:pos="709" w:leader="none"/>
+        </w:tabs>
+        <w:bidi w:val="0"/>
+        <w:spacing w:before="0" w:after="0"/>
+        <w:ind w:hanging="283" w:start="709"/>
+        <w:jc w:val="start"/>
+        <w:rPr/>
+      </w:pPr>
+      <w:r>
+        <w:rPr/>
+        <w:t xml:space="preserve">高风险按钮只对授权人员可见且服务端会再次校验。 </w:t>
+      </w:r>
+    </w:p>
+    <w:p>
+      <w:pPr>
+        <w:pStyle w:val="BodyText"/>
+        <w:numPr>
+          <w:ilvl w:val="0"/>
+          <w:numId w:val="15"/>
+        </w:numPr>
+        <w:tabs>
+          <w:tab w:val="clear" w:pos="1134"/>
+          <w:tab w:val="left" w:pos="709" w:leader="none"/>
+        </w:tabs>
+        <w:bidi w:val="0"/>
+        <w:ind w:hanging="283" w:start="709"/>
+        <w:jc w:val="start"/>
+        <w:rPr/>
+      </w:pPr>
+      <w:r>
+        <w:rPr/>
+        <w:t xml:space="preserve">初始密码已安全交付并要求首次修改。 </w:t>
       </w:r>
     </w:p>
     <w:p>
@@ -2998,676 +3924,8 @@
         <w:jc w:val="start"/>
         <w:rPr/>
       </w:pPr>
-      <w:bookmarkStart w:id="13" w:name="section-14-Excel-导入与批量配置"/>
-      <w:bookmarkEnd w:id="13"/>
-      <w:r>
-        <w:rPr/>
-        <w:t xml:space="preserve">Excel </w:t>
-      </w:r>
-      <w:r>
-        <w:rPr/>
-        <w:t>导入与批量配置</w:t>
-      </w:r>
-    </w:p>
-    <w:p>
-      <w:pPr>
-        <w:pStyle w:val="BodyText"/>
-        <w:numPr>
-          <w:ilvl w:val="0"/>
-          <w:numId w:val="11"/>
-        </w:numPr>
-        <w:tabs>
-          <w:tab w:val="clear" w:pos="1134"/>
-          <w:tab w:val="left" w:pos="709" w:leader="none"/>
-        </w:tabs>
-        <w:bidi w:val="0"/>
-        <w:spacing w:before="0" w:after="0"/>
-        <w:ind w:hanging="283" w:start="709"/>
-        <w:jc w:val="start"/>
-        <w:rPr/>
-      </w:pPr>
-      <w:r>
-        <w:rPr/>
-        <w:t xml:space="preserve">使用系统当前页面下载的模板，不复用历史模板。 </w:t>
-      </w:r>
-    </w:p>
-    <w:p>
-      <w:pPr>
-        <w:pStyle w:val="BodyText"/>
-        <w:numPr>
-          <w:ilvl w:val="0"/>
-          <w:numId w:val="11"/>
-        </w:numPr>
-        <w:tabs>
-          <w:tab w:val="clear" w:pos="1134"/>
-          <w:tab w:val="left" w:pos="709" w:leader="none"/>
-        </w:tabs>
-        <w:bidi w:val="0"/>
-        <w:spacing w:before="0" w:after="0"/>
-        <w:ind w:hanging="283" w:start="709"/>
-        <w:jc w:val="start"/>
-        <w:rPr/>
-      </w:pPr>
-      <w:r>
-        <w:rPr/>
-        <w:t xml:space="preserve">商品导入按权限和数据范围校验，整批原子处理；任意错误会阻止整批写入。 </w:t>
-      </w:r>
-    </w:p>
-    <w:p>
-      <w:pPr>
-        <w:pStyle w:val="BodyText"/>
-        <w:numPr>
-          <w:ilvl w:val="0"/>
-          <w:numId w:val="11"/>
-        </w:numPr>
-        <w:tabs>
-          <w:tab w:val="clear" w:pos="1134"/>
-          <w:tab w:val="left" w:pos="709" w:leader="none"/>
-        </w:tabs>
-        <w:bidi w:val="0"/>
-        <w:spacing w:before="0" w:after="0"/>
-        <w:ind w:hanging="283" w:start="709"/>
-        <w:jc w:val="start"/>
-        <w:rPr/>
-      </w:pPr>
-      <w:r>
-        <w:rPr/>
-        <w:t xml:space="preserve">公式、重复标识、其他货主数据、无效扩展名和超限文件会被拒绝。 </w:t>
-      </w:r>
-    </w:p>
-    <w:p>
-      <w:pPr>
-        <w:pStyle w:val="BodyText"/>
-        <w:numPr>
-          <w:ilvl w:val="0"/>
-          <w:numId w:val="11"/>
-        </w:numPr>
-        <w:tabs>
-          <w:tab w:val="clear" w:pos="1134"/>
-          <w:tab w:val="left" w:pos="709" w:leader="none"/>
-        </w:tabs>
-        <w:bidi w:val="0"/>
-        <w:spacing w:before="0" w:after="0"/>
-        <w:ind w:hanging="283" w:start="709"/>
-        <w:jc w:val="start"/>
-        <w:rPr/>
-      </w:pPr>
-      <w:r>
-        <w:rPr/>
-        <w:t>仓库</w:t>
-      </w:r>
-      <w:r>
-        <w:rPr/>
-        <w:t>SKU</w:t>
-      </w:r>
-      <w:r>
-        <w:rPr/>
-        <w:t>编码由系统规则生成时，用户模板中的仓库</w:t>
-      </w:r>
-      <w:r>
-        <w:rPr/>
-        <w:t>SKU</w:t>
-      </w:r>
-      <w:r>
-        <w:rPr/>
-        <w:t xml:space="preserve">编码不作为覆盖依据。 </w:t>
-      </w:r>
-    </w:p>
-    <w:p>
-      <w:pPr>
-        <w:pStyle w:val="BodyText"/>
-        <w:numPr>
-          <w:ilvl w:val="0"/>
-          <w:numId w:val="11"/>
-        </w:numPr>
-        <w:tabs>
-          <w:tab w:val="clear" w:pos="1134"/>
-          <w:tab w:val="left" w:pos="709" w:leader="none"/>
-        </w:tabs>
-        <w:bidi w:val="0"/>
-        <w:spacing w:before="0" w:after="0"/>
-        <w:ind w:hanging="283" w:start="709"/>
-        <w:jc w:val="start"/>
-        <w:rPr/>
-      </w:pPr>
-      <w:r>
-        <w:rPr/>
-        <w:t xml:space="preserve">无订单批量入库、一件代发导入与商品主数据导入用途不同，禁止混用模板。 </w:t>
-      </w:r>
-    </w:p>
-    <w:p>
-      <w:pPr>
-        <w:pStyle w:val="BodyText"/>
-        <w:numPr>
-          <w:ilvl w:val="0"/>
-          <w:numId w:val="11"/>
-        </w:numPr>
-        <w:tabs>
-          <w:tab w:val="clear" w:pos="1134"/>
-          <w:tab w:val="left" w:pos="709" w:leader="none"/>
-        </w:tabs>
-        <w:bidi w:val="0"/>
-        <w:ind w:hanging="283" w:start="709"/>
-        <w:jc w:val="start"/>
-        <w:rPr/>
-      </w:pPr>
-      <w:r>
-        <w:rPr/>
-        <w:t xml:space="preserve">导入后保存结果、审计记录和抽查样本，不能只依据前端提示判断成功。 </w:t>
-      </w:r>
-    </w:p>
-    <w:p>
-      <w:pPr>
-        <w:pStyle w:val="Heading2"/>
-        <w:bidi w:val="0"/>
-        <w:ind w:hanging="0" w:start="0" w:end="0"/>
-        <w:jc w:val="start"/>
-        <w:rPr/>
-      </w:pPr>
-      <w:bookmarkStart w:id="14" w:name="section-15-商城-POS-与计费管理边界"/>
-      <w:bookmarkEnd w:id="14"/>
-      <w:r>
-        <w:rPr/>
-        <w:t>商城、</w:t>
-      </w:r>
-      <w:r>
-        <w:rPr/>
-        <w:t xml:space="preserve">POS </w:t>
-      </w:r>
-      <w:r>
-        <w:rPr/>
-        <w:t>与计费管理边界</w:t>
-      </w:r>
-    </w:p>
-    <w:p>
-      <w:pPr>
-        <w:pStyle w:val="BodyText"/>
-        <w:numPr>
-          <w:ilvl w:val="0"/>
-          <w:numId w:val="12"/>
-        </w:numPr>
-        <w:tabs>
-          <w:tab w:val="clear" w:pos="1134"/>
-          <w:tab w:val="left" w:pos="709" w:leader="none"/>
-        </w:tabs>
-        <w:bidi w:val="0"/>
-        <w:spacing w:before="0" w:after="0"/>
-        <w:ind w:hanging="283" w:start="709"/>
-        <w:jc w:val="start"/>
-        <w:rPr/>
-      </w:pPr>
-      <w:r>
-        <w:rPr/>
-        <w:t xml:space="preserve">POS </w:t>
-      </w:r>
-      <w:r>
-        <w:rPr/>
-        <w:t xml:space="preserve">权限、打印配置、撤销和退款按专项 </w:t>
-      </w:r>
-      <w:r>
-        <w:rPr/>
-        <w:t xml:space="preserve">POS </w:t>
-      </w:r>
-      <w:r>
-        <w:rPr/>
-        <w:t>手册管理；</w:t>
-      </w:r>
-      <w:r>
-        <w:rPr/>
-        <w:t xml:space="preserve">POS </w:t>
-      </w:r>
-      <w:r>
-        <w:rPr/>
-        <w:t xml:space="preserve">销售通过统一任务和过账链路影响库存。 </w:t>
-      </w:r>
-    </w:p>
-    <w:p>
-      <w:pPr>
-        <w:pStyle w:val="BodyText"/>
-        <w:numPr>
-          <w:ilvl w:val="0"/>
-          <w:numId w:val="12"/>
-        </w:numPr>
-        <w:tabs>
-          <w:tab w:val="clear" w:pos="1134"/>
-          <w:tab w:val="left" w:pos="709" w:leader="none"/>
-        </w:tabs>
-        <w:bidi w:val="0"/>
-        <w:spacing w:before="0" w:after="0"/>
-        <w:ind w:hanging="283" w:start="709"/>
-        <w:jc w:val="start"/>
-        <w:rPr/>
-      </w:pPr>
-      <w:r>
-        <w:rPr/>
-        <w:t xml:space="preserve">商城上架、支付、退款、评价审核和批量配置按商城专项指南管理；商城买家不配置 </w:t>
-      </w:r>
-      <w:r>
-        <w:rPr/>
-        <w:t xml:space="preserve">WMS </w:t>
-      </w:r>
-      <w:r>
-        <w:rPr/>
-        <w:t xml:space="preserve">业务角色。 </w:t>
-      </w:r>
-    </w:p>
-    <w:p>
-      <w:pPr>
-        <w:pStyle w:val="BodyText"/>
-        <w:numPr>
-          <w:ilvl w:val="0"/>
-          <w:numId w:val="12"/>
-        </w:numPr>
-        <w:tabs>
-          <w:tab w:val="clear" w:pos="1134"/>
-          <w:tab w:val="left" w:pos="709" w:leader="none"/>
-        </w:tabs>
-        <w:bidi w:val="0"/>
-        <w:spacing w:before="0" w:after="0"/>
-        <w:ind w:hanging="283" w:start="709"/>
-        <w:jc w:val="start"/>
-        <w:rPr/>
-      </w:pPr>
-      <w:r>
-        <w:rPr/>
-        <w:t xml:space="preserve">计费规则、账期锁定、开票和解锁属于高风险财务操作，应保留审批依据和审计记录。 </w:t>
-      </w:r>
-    </w:p>
-    <w:p>
-      <w:pPr>
-        <w:pStyle w:val="BodyText"/>
-        <w:numPr>
-          <w:ilvl w:val="0"/>
-          <w:numId w:val="12"/>
-        </w:numPr>
-        <w:tabs>
-          <w:tab w:val="clear" w:pos="1134"/>
-          <w:tab w:val="left" w:pos="709" w:leader="none"/>
-        </w:tabs>
-        <w:bidi w:val="0"/>
-        <w:ind w:hanging="283" w:start="709"/>
-        <w:jc w:val="start"/>
-        <w:rPr/>
-      </w:pPr>
-      <w:r>
-        <w:rPr/>
-        <w:t xml:space="preserve">系统管理员可以维护配置和排查异常，但不能代替货主或仓库确认业务事实。 </w:t>
-      </w:r>
-    </w:p>
-    <w:p>
-      <w:pPr>
-        <w:pStyle w:val="Heading2"/>
-        <w:bidi w:val="0"/>
-        <w:ind w:hanging="0" w:start="0" w:end="0"/>
-        <w:jc w:val="start"/>
-        <w:rPr/>
-      </w:pPr>
-      <w:bookmarkStart w:id="15" w:name="section-16-审计-账号安全与故障处理"/>
-      <w:bookmarkEnd w:id="15"/>
-      <w:r>
-        <w:rPr/>
-        <w:t>审计、账号安全与故障处理</w:t>
-      </w:r>
-    </w:p>
-    <w:p>
-      <w:pPr>
-        <w:pStyle w:val="BodyText"/>
-        <w:numPr>
-          <w:ilvl w:val="0"/>
-          <w:numId w:val="13"/>
-        </w:numPr>
-        <w:tabs>
-          <w:tab w:val="clear" w:pos="1134"/>
-          <w:tab w:val="left" w:pos="709" w:leader="none"/>
-        </w:tabs>
-        <w:bidi w:val="0"/>
-        <w:spacing w:before="0" w:after="0"/>
-        <w:ind w:hanging="283" w:start="709"/>
-        <w:jc w:val="start"/>
-        <w:rPr/>
-      </w:pPr>
-      <w:r>
-        <w:rPr/>
-        <w:t xml:space="preserve">在审计事件和 </w:t>
-      </w:r>
-      <w:r>
-        <w:rPr/>
-        <w:t xml:space="preserve">Admin </w:t>
-      </w:r>
-      <w:r>
-        <w:rPr/>
-        <w:t xml:space="preserve">日志中按用户名、时间、模块和操作类型查询。 </w:t>
-      </w:r>
-    </w:p>
-    <w:p>
-      <w:pPr>
-        <w:pStyle w:val="BodyText"/>
-        <w:numPr>
-          <w:ilvl w:val="0"/>
-          <w:numId w:val="13"/>
-        </w:numPr>
-        <w:tabs>
-          <w:tab w:val="clear" w:pos="1134"/>
-          <w:tab w:val="left" w:pos="709" w:leader="none"/>
-        </w:tabs>
-        <w:bidi w:val="0"/>
-        <w:spacing w:before="0" w:after="0"/>
-        <w:ind w:hanging="283" w:start="709"/>
-        <w:jc w:val="start"/>
-        <w:rPr/>
-      </w:pPr>
-      <w:r>
-        <w:rPr/>
-        <w:t xml:space="preserve">发现异常新增、修改、删除、导入、导出或授权时，先停用可疑账号并保留日志。 </w:t>
-      </w:r>
-    </w:p>
-    <w:p>
-      <w:pPr>
-        <w:pStyle w:val="BodyText"/>
-        <w:numPr>
-          <w:ilvl w:val="0"/>
-          <w:numId w:val="13"/>
-        </w:numPr>
-        <w:tabs>
-          <w:tab w:val="clear" w:pos="1134"/>
-          <w:tab w:val="left" w:pos="709" w:leader="none"/>
-        </w:tabs>
-        <w:bidi w:val="0"/>
-        <w:spacing w:before="0" w:after="0"/>
-        <w:ind w:hanging="283" w:start="709"/>
-        <w:jc w:val="start"/>
-        <w:rPr/>
-      </w:pPr>
-      <w:r>
-        <w:rPr/>
-        <w:t xml:space="preserve">遗忘密码走重置流程；管理员不得读取、传播或在群聊中发送明文密码。 </w:t>
-      </w:r>
-    </w:p>
-    <w:p>
-      <w:pPr>
-        <w:pStyle w:val="BodyText"/>
-        <w:numPr>
-          <w:ilvl w:val="0"/>
-          <w:numId w:val="13"/>
-        </w:numPr>
-        <w:tabs>
-          <w:tab w:val="clear" w:pos="1134"/>
-          <w:tab w:val="left" w:pos="709" w:leader="none"/>
-        </w:tabs>
-        <w:bidi w:val="0"/>
-        <w:spacing w:before="0" w:after="0"/>
-        <w:ind w:hanging="283" w:start="709"/>
-        <w:jc w:val="start"/>
-        <w:rPr/>
-      </w:pPr>
-      <w:r>
-        <w:rPr/>
-        <w:t xml:space="preserve">角色范围冲突、缺失规范组或范围与组不一致时，账号应保持拒绝访问，修正配置后再验证。 </w:t>
-      </w:r>
-    </w:p>
-    <w:p>
-      <w:pPr>
-        <w:pStyle w:val="BodyText"/>
-        <w:numPr>
-          <w:ilvl w:val="0"/>
-          <w:numId w:val="13"/>
-        </w:numPr>
-        <w:tabs>
-          <w:tab w:val="clear" w:pos="1134"/>
-          <w:tab w:val="left" w:pos="709" w:leader="none"/>
-        </w:tabs>
-        <w:bidi w:val="0"/>
-        <w:ind w:hanging="283" w:start="709"/>
-        <w:jc w:val="start"/>
-        <w:rPr/>
-      </w:pPr>
-      <w:r>
-        <w:rPr/>
-        <w:t xml:space="preserve">库存、订单、支付和账单异常应先保全事实记录，不直接改数据库或删除流水。 </w:t>
-      </w:r>
-    </w:p>
-    <w:p>
-      <w:pPr>
-        <w:pStyle w:val="BodyText"/>
-        <w:bidi w:val="0"/>
-        <w:jc w:val="start"/>
-        <w:rPr/>
-      </w:pPr>
-      <w:r>
-        <w:rPr/>
-        <w:t>服务器部署、数据库备份恢复、域名证书、服务启停和版本回滚属于独立运维流程，本手册不授权在生产服务器直接操作。</w:t>
-      </w:r>
-    </w:p>
-    <w:p>
-      <w:pPr>
-        <w:pStyle w:val="Heading2"/>
-        <w:bidi w:val="0"/>
-        <w:ind w:hanging="0" w:start="0" w:end="0"/>
-        <w:jc w:val="start"/>
-        <w:rPr/>
-      </w:pPr>
-      <w:bookmarkStart w:id="16" w:name="section-17-用户开通验收表"/>
-      <w:bookmarkEnd w:id="16"/>
-      <w:r>
-        <w:rPr/>
-        <w:t>用户开通验收表</w:t>
-      </w:r>
-    </w:p>
-    <w:p>
-      <w:pPr>
-        <w:pStyle w:val="BodyText"/>
-        <w:numPr>
-          <w:ilvl w:val="0"/>
-          <w:numId w:val="14"/>
-        </w:numPr>
-        <w:tabs>
-          <w:tab w:val="clear" w:pos="1134"/>
-          <w:tab w:val="left" w:pos="709" w:leader="none"/>
-        </w:tabs>
-        <w:bidi w:val="0"/>
-        <w:spacing w:before="0" w:after="0"/>
-        <w:ind w:hanging="283" w:start="709"/>
-        <w:jc w:val="start"/>
-        <w:rPr/>
-      </w:pPr>
-      <w:r>
-        <w:rPr/>
-        <w:t xml:space="preserve">用户名唯一，姓名和联系方式正确。 </w:t>
-      </w:r>
-    </w:p>
-    <w:p>
-      <w:pPr>
-        <w:pStyle w:val="BodyText"/>
-        <w:numPr>
-          <w:ilvl w:val="0"/>
-          <w:numId w:val="14"/>
-        </w:numPr>
-        <w:tabs>
-          <w:tab w:val="clear" w:pos="1134"/>
-          <w:tab w:val="left" w:pos="709" w:leader="none"/>
-        </w:tabs>
-        <w:bidi w:val="0"/>
-        <w:spacing w:before="0" w:after="0"/>
-        <w:ind w:hanging="283" w:start="709"/>
-        <w:jc w:val="start"/>
-        <w:rPr/>
-      </w:pPr>
-      <w:r>
-        <w:rPr/>
-        <w:t>账号有效，职员</w:t>
-      </w:r>
-      <w:r>
-        <w:rPr/>
-        <w:t>/</w:t>
-      </w:r>
-      <w:r>
-        <w:rPr/>
-        <w:t xml:space="preserve">超级用户状态符合用途。 </w:t>
-      </w:r>
-    </w:p>
-    <w:p>
-      <w:pPr>
-        <w:pStyle w:val="BodyText"/>
-        <w:numPr>
-          <w:ilvl w:val="0"/>
-          <w:numId w:val="14"/>
-        </w:numPr>
-        <w:tabs>
-          <w:tab w:val="clear" w:pos="1134"/>
-          <w:tab w:val="left" w:pos="709" w:leader="none"/>
-        </w:tabs>
-        <w:bidi w:val="0"/>
-        <w:spacing w:before="0" w:after="0"/>
-        <w:ind w:hanging="283" w:start="709"/>
-        <w:jc w:val="start"/>
-        <w:rPr/>
-      </w:pPr>
-      <w:r>
-        <w:rPr/>
-        <w:t xml:space="preserve">只有一种业务角色，货主或仓库范围正确。 </w:t>
-      </w:r>
-    </w:p>
-    <w:p>
-      <w:pPr>
-        <w:pStyle w:val="BodyText"/>
-        <w:numPr>
-          <w:ilvl w:val="0"/>
-          <w:numId w:val="14"/>
-        </w:numPr>
-        <w:tabs>
-          <w:tab w:val="clear" w:pos="1134"/>
-          <w:tab w:val="left" w:pos="709" w:leader="none"/>
-        </w:tabs>
-        <w:bidi w:val="0"/>
-        <w:spacing w:before="0" w:after="0"/>
-        <w:ind w:hanging="283" w:start="709"/>
-        <w:jc w:val="start"/>
-        <w:rPr/>
-      </w:pPr>
-      <w:r>
-        <w:rPr/>
-        <w:t xml:space="preserve">规范角色组已自动同步，没有无关高权限组。 </w:t>
-      </w:r>
-    </w:p>
-    <w:p>
-      <w:pPr>
-        <w:pStyle w:val="BodyText"/>
-        <w:numPr>
-          <w:ilvl w:val="0"/>
-          <w:numId w:val="14"/>
-        </w:numPr>
-        <w:tabs>
-          <w:tab w:val="clear" w:pos="1134"/>
-          <w:tab w:val="left" w:pos="709" w:leader="none"/>
-        </w:tabs>
-        <w:bidi w:val="0"/>
-        <w:spacing w:before="0" w:after="0"/>
-        <w:ind w:hanging="283" w:start="709"/>
-        <w:jc w:val="start"/>
-        <w:rPr/>
-      </w:pPr>
-      <w:r>
-        <w:rPr/>
-        <w:t xml:space="preserve">老板多仓范围逐仓验证，其他角色没有多活动范围。 </w:t>
-      </w:r>
-    </w:p>
-    <w:p>
-      <w:pPr>
-        <w:pStyle w:val="BodyText"/>
-        <w:numPr>
-          <w:ilvl w:val="0"/>
-          <w:numId w:val="14"/>
-        </w:numPr>
-        <w:tabs>
-          <w:tab w:val="clear" w:pos="1134"/>
-          <w:tab w:val="left" w:pos="709" w:leader="none"/>
-        </w:tabs>
-        <w:bidi w:val="0"/>
-        <w:spacing w:before="0" w:after="0"/>
-        <w:ind w:hanging="283" w:start="709"/>
-        <w:jc w:val="start"/>
-        <w:rPr/>
-      </w:pPr>
-      <w:r>
-        <w:rPr/>
-        <w:t xml:space="preserve">登录入口、菜单和岗位一致。 </w:t>
-      </w:r>
-    </w:p>
-    <w:p>
-      <w:pPr>
-        <w:pStyle w:val="BodyText"/>
-        <w:numPr>
-          <w:ilvl w:val="0"/>
-          <w:numId w:val="14"/>
-        </w:numPr>
-        <w:tabs>
-          <w:tab w:val="clear" w:pos="1134"/>
-          <w:tab w:val="left" w:pos="709" w:leader="none"/>
-        </w:tabs>
-        <w:bidi w:val="0"/>
-        <w:spacing w:before="0" w:after="0"/>
-        <w:ind w:hanging="283" w:start="709"/>
-        <w:jc w:val="start"/>
-        <w:rPr/>
-      </w:pPr>
-      <w:r>
-        <w:rPr/>
-        <w:t xml:space="preserve">不能查看其他货主或仓库数据。 </w:t>
-      </w:r>
-    </w:p>
-    <w:p>
-      <w:pPr>
-        <w:pStyle w:val="BodyText"/>
-        <w:numPr>
-          <w:ilvl w:val="0"/>
-          <w:numId w:val="14"/>
-        </w:numPr>
-        <w:tabs>
-          <w:tab w:val="clear" w:pos="1134"/>
-          <w:tab w:val="left" w:pos="709" w:leader="none"/>
-        </w:tabs>
-        <w:bidi w:val="0"/>
-        <w:spacing w:before="0" w:after="0"/>
-        <w:ind w:hanging="283" w:start="709"/>
-        <w:jc w:val="start"/>
-        <w:rPr/>
-      </w:pPr>
-      <w:r>
-        <w:rPr/>
-        <w:t xml:space="preserve">高风险按钮只对授权人员可见且服务端会再次校验。 </w:t>
-      </w:r>
-    </w:p>
-    <w:p>
-      <w:pPr>
-        <w:pStyle w:val="BodyText"/>
-        <w:numPr>
-          <w:ilvl w:val="0"/>
-          <w:numId w:val="14"/>
-        </w:numPr>
-        <w:tabs>
-          <w:tab w:val="clear" w:pos="1134"/>
-          <w:tab w:val="left" w:pos="709" w:leader="none"/>
-        </w:tabs>
-        <w:bidi w:val="0"/>
-        <w:ind w:hanging="283" w:start="709"/>
-        <w:jc w:val="start"/>
-        <w:rPr/>
-      </w:pPr>
-      <w:r>
-        <w:rPr/>
-        <w:t xml:space="preserve">初始密码已安全交付并要求首次修改。 </w:t>
-      </w:r>
-    </w:p>
-    <w:p>
-      <w:pPr>
-        <w:pStyle w:val="Heading2"/>
-        <w:bidi w:val="0"/>
-        <w:ind w:hanging="0" w:start="0" w:end="0"/>
-        <w:jc w:val="start"/>
-        <w:rPr/>
-      </w:pPr>
-      <w:bookmarkStart w:id="17" w:name="section-18-常见状态与控制点"/>
-      <w:bookmarkEnd w:id="17"/>
+      <w:bookmarkStart w:id="18" w:name="section-19-常见状态与控制点"/>
+      <w:bookmarkEnd w:id="18"/>
       <w:r>
         <w:rPr/>
         <w:t>常见状态与控制点</w:t>
@@ -4782,7 +5040,7 @@
         <w:pStyle w:val="BodyText"/>
         <w:numPr>
           <w:ilvl w:val="0"/>
-          <w:numId w:val="15"/>
+          <w:numId w:val="16"/>
         </w:numPr>
         <w:tabs>
           <w:tab w:val="clear" w:pos="1134"/>
@@ -4804,7 +5062,7 @@
         <w:pStyle w:val="BodyText"/>
         <w:numPr>
           <w:ilvl w:val="0"/>
-          <w:numId w:val="15"/>
+          <w:numId w:val="16"/>
         </w:numPr>
         <w:tabs>
           <w:tab w:val="clear" w:pos="1134"/>
@@ -4826,7 +5084,7 @@
         <w:pStyle w:val="BodyText"/>
         <w:numPr>
           <w:ilvl w:val="0"/>
-          <w:numId w:val="15"/>
+          <w:numId w:val="16"/>
         </w:numPr>
         <w:tabs>
           <w:tab w:val="clear" w:pos="1134"/>
@@ -4862,7 +5120,7 @@
         <w:pStyle w:val="BodyText"/>
         <w:numPr>
           <w:ilvl w:val="0"/>
-          <w:numId w:val="15"/>
+          <w:numId w:val="16"/>
         </w:numPr>
         <w:tabs>
           <w:tab w:val="clear" w:pos="1134"/>
@@ -4897,8 +5155,8 @@
         <w:jc w:val="start"/>
         <w:rPr/>
       </w:pPr>
-      <w:bookmarkStart w:id="18" w:name="section-19-异常处理与问题上报"/>
-      <w:bookmarkEnd w:id="18"/>
+      <w:bookmarkStart w:id="19" w:name="section-20-异常处理与问题上报"/>
+      <w:bookmarkEnd w:id="19"/>
       <w:r>
         <w:rPr/>
         <w:t>异常处理与问题上报</w:t>
@@ -4912,8 +5170,8 @@
         <w:jc w:val="start"/>
         <w:rPr/>
       </w:pPr>
-      <w:bookmarkStart w:id="19" w:name="section-20-无法登录或菜单缺失"/>
-      <w:bookmarkEnd w:id="19"/>
+      <w:bookmarkStart w:id="20" w:name="section-21-无法登录或菜单缺失"/>
+      <w:bookmarkEnd w:id="20"/>
       <w:r>
         <w:rPr/>
         <w:t>无法登录或菜单缺失</w:t>
@@ -4939,8 +5197,8 @@
         <w:jc w:val="start"/>
         <w:rPr/>
       </w:pPr>
-      <w:bookmarkStart w:id="20" w:name="section-21-数据为空或范围不正确"/>
-      <w:bookmarkEnd w:id="20"/>
+      <w:bookmarkStart w:id="21" w:name="section-22-数据为空或范围不正确"/>
+      <w:bookmarkEnd w:id="21"/>
       <w:r>
         <w:rPr/>
         <w:t>数据为空或范围不正确</w:t>
@@ -4974,8 +5232,8 @@
         <w:jc w:val="start"/>
         <w:rPr/>
       </w:pPr>
-      <w:bookmarkStart w:id="21" w:name="section-22-网络超时或重复提交提示"/>
-      <w:bookmarkEnd w:id="21"/>
+      <w:bookmarkStart w:id="22" w:name="section-23-网络超时或重复提交提示"/>
+      <w:bookmarkEnd w:id="22"/>
       <w:r>
         <w:rPr/>
         <w:t>网络超时或重复提交提示</w:t>
@@ -5001,8 +5259,8 @@
         <w:jc w:val="start"/>
         <w:rPr/>
       </w:pPr>
-      <w:bookmarkStart w:id="22" w:name="section-23-库存-任务或账单不一致"/>
-      <w:bookmarkEnd w:id="22"/>
+      <w:bookmarkStart w:id="23" w:name="section-24-库存-任务或账单不一致"/>
+      <w:bookmarkEnd w:id="23"/>
       <w:r>
         <w:rPr/>
         <w:t>库存、任务或账单不一致</w:t>
@@ -5036,8 +5294,8 @@
         <w:jc w:val="start"/>
         <w:rPr/>
       </w:pPr>
-      <w:bookmarkStart w:id="23" w:name="section-24-问题上报模板"/>
-      <w:bookmarkEnd w:id="23"/>
+      <w:bookmarkStart w:id="24" w:name="section-25-问题上报模板"/>
+      <w:bookmarkEnd w:id="24"/>
       <w:r>
         <w:rPr/>
         <w:t>问题上报模板</w:t>
@@ -5048,7 +5306,7 @@
         <w:pStyle w:val="BodyText"/>
         <w:numPr>
           <w:ilvl w:val="0"/>
-          <w:numId w:val="16"/>
+          <w:numId w:val="17"/>
         </w:numPr>
         <w:tabs>
           <w:tab w:val="clear" w:pos="1134"/>
@@ -5070,7 +5328,7 @@
         <w:pStyle w:val="BodyText"/>
         <w:numPr>
           <w:ilvl w:val="0"/>
-          <w:numId w:val="16"/>
+          <w:numId w:val="17"/>
         </w:numPr>
         <w:tabs>
           <w:tab w:val="clear" w:pos="1134"/>
@@ -5092,7 +5350,7 @@
         <w:pStyle w:val="BodyText"/>
         <w:numPr>
           <w:ilvl w:val="0"/>
-          <w:numId w:val="16"/>
+          <w:numId w:val="17"/>
         </w:numPr>
         <w:tabs>
           <w:tab w:val="clear" w:pos="1134"/>
@@ -5114,7 +5372,7 @@
         <w:pStyle w:val="BodyText"/>
         <w:numPr>
           <w:ilvl w:val="0"/>
-          <w:numId w:val="16"/>
+          <w:numId w:val="17"/>
         </w:numPr>
         <w:tabs>
           <w:tab w:val="clear" w:pos="1134"/>
@@ -5136,7 +5394,7 @@
         <w:pStyle w:val="BodyText"/>
         <w:numPr>
           <w:ilvl w:val="0"/>
-          <w:numId w:val="16"/>
+          <w:numId w:val="17"/>
         </w:numPr>
         <w:tabs>
           <w:tab w:val="clear" w:pos="1134"/>
@@ -5158,7 +5416,7 @@
         <w:pStyle w:val="BodyText"/>
         <w:numPr>
           <w:ilvl w:val="0"/>
-          <w:numId w:val="16"/>
+          <w:numId w:val="17"/>
         </w:numPr>
         <w:tabs>
           <w:tab w:val="clear" w:pos="1134"/>
@@ -5180,7 +5438,7 @@
         <w:pStyle w:val="BodyText"/>
         <w:numPr>
           <w:ilvl w:val="0"/>
-          <w:numId w:val="16"/>
+          <w:numId w:val="17"/>
         </w:numPr>
         <w:tabs>
           <w:tab w:val="clear" w:pos="1134"/>
@@ -5202,7 +5460,7 @@
         <w:pStyle w:val="BodyText"/>
         <w:numPr>
           <w:ilvl w:val="0"/>
-          <w:numId w:val="16"/>
+          <w:numId w:val="17"/>
         </w:numPr>
         <w:tabs>
           <w:tab w:val="clear" w:pos="1134"/>
@@ -5224,7 +5482,7 @@
         <w:pStyle w:val="BodyText"/>
         <w:numPr>
           <w:ilvl w:val="0"/>
-          <w:numId w:val="16"/>
+          <w:numId w:val="17"/>
         </w:numPr>
         <w:tabs>
           <w:tab w:val="clear" w:pos="1134"/>
@@ -5246,7 +5504,7 @@
         <w:pStyle w:val="BodyText"/>
         <w:numPr>
           <w:ilvl w:val="0"/>
-          <w:numId w:val="16"/>
+          <w:numId w:val="17"/>
         </w:numPr>
         <w:tabs>
           <w:tab w:val="clear" w:pos="1134"/>
@@ -5270,8 +5528,8 @@
         <w:jc w:val="start"/>
         <w:rPr/>
       </w:pPr>
-      <w:bookmarkStart w:id="24" w:name="section-25-日常自检与培训验收"/>
-      <w:bookmarkEnd w:id="24"/>
+      <w:bookmarkStart w:id="25" w:name="section-26-日常自检与培训验收"/>
+      <w:bookmarkEnd w:id="25"/>
       <w:r>
         <w:rPr/>
         <w:t>日常自检与培训验收</w:t>
@@ -5282,7 +5540,7 @@
         <w:pStyle w:val="BodyText"/>
         <w:numPr>
           <w:ilvl w:val="0"/>
-          <w:numId w:val="17"/>
+          <w:numId w:val="18"/>
         </w:numPr>
         <w:tabs>
           <w:tab w:val="clear" w:pos="1134"/>
@@ -5304,7 +5562,7 @@
         <w:pStyle w:val="BodyText"/>
         <w:numPr>
           <w:ilvl w:val="0"/>
-          <w:numId w:val="17"/>
+          <w:numId w:val="18"/>
         </w:numPr>
         <w:tabs>
           <w:tab w:val="clear" w:pos="1134"/>
@@ -5326,7 +5584,7 @@
         <w:pStyle w:val="BodyText"/>
         <w:numPr>
           <w:ilvl w:val="0"/>
-          <w:numId w:val="17"/>
+          <w:numId w:val="18"/>
         </w:numPr>
         <w:tabs>
           <w:tab w:val="clear" w:pos="1134"/>
@@ -5348,7 +5606,7 @@
         <w:pStyle w:val="BodyText"/>
         <w:numPr>
           <w:ilvl w:val="0"/>
-          <w:numId w:val="17"/>
+          <w:numId w:val="18"/>
         </w:numPr>
         <w:tabs>
           <w:tab w:val="clear" w:pos="1134"/>
@@ -5370,7 +5628,7 @@
         <w:pStyle w:val="BodyText"/>
         <w:numPr>
           <w:ilvl w:val="0"/>
-          <w:numId w:val="17"/>
+          <w:numId w:val="18"/>
         </w:numPr>
         <w:tabs>
           <w:tab w:val="clear" w:pos="1134"/>
@@ -5392,7 +5650,7 @@
         <w:pStyle w:val="BodyText"/>
         <w:numPr>
           <w:ilvl w:val="0"/>
-          <w:numId w:val="17"/>
+          <w:numId w:val="18"/>
         </w:numPr>
         <w:tabs>
           <w:tab w:val="clear" w:pos="1134"/>
@@ -5416,8 +5674,8 @@
         <w:jc w:val="start"/>
         <w:rPr/>
       </w:pPr>
-      <w:bookmarkStart w:id="25" w:name="section-26-专项手册与边界"/>
-      <w:bookmarkEnd w:id="25"/>
+      <w:bookmarkStart w:id="26" w:name="section-27-专项手册与边界"/>
+      <w:bookmarkEnd w:id="26"/>
       <w:r>
         <w:rPr/>
         <w:t>专项手册与边界</w:t>
@@ -5428,7 +5686,7 @@
         <w:pStyle w:val="BodyText"/>
         <w:numPr>
           <w:ilvl w:val="0"/>
-          <w:numId w:val="18"/>
+          <w:numId w:val="19"/>
         </w:numPr>
         <w:tabs>
           <w:tab w:val="clear" w:pos="1134"/>
@@ -5480,7 +5738,7 @@
         <w:pStyle w:val="BodyText"/>
         <w:numPr>
           <w:ilvl w:val="0"/>
-          <w:numId w:val="18"/>
+          <w:numId w:val="19"/>
         </w:numPr>
         <w:tabs>
           <w:tab w:val="clear" w:pos="1134"/>
@@ -5520,7 +5778,7 @@
         <w:pStyle w:val="BodyText"/>
         <w:numPr>
           <w:ilvl w:val="0"/>
-          <w:numId w:val="18"/>
+          <w:numId w:val="19"/>
         </w:numPr>
         <w:tabs>
           <w:tab w:val="clear" w:pos="1134"/>
@@ -5542,7 +5800,7 @@
         <w:pStyle w:val="BodyText"/>
         <w:numPr>
           <w:ilvl w:val="0"/>
-          <w:numId w:val="18"/>
+          <w:numId w:val="19"/>
         </w:numPr>
         <w:tabs>
           <w:tab w:val="clear" w:pos="1134"/>
@@ -5566,8 +5824,8 @@
         <w:jc w:val="start"/>
         <w:rPr/>
       </w:pPr>
-      <w:bookmarkStart w:id="26" w:name="section-27-文档修订记录"/>
-      <w:bookmarkEnd w:id="26"/>
+      <w:bookmarkStart w:id="27" w:name="section-28-文档修订记录"/>
+      <w:bookmarkEnd w:id="27"/>
       <w:r>
         <w:rPr/>
         <w:t>文档修订记录</w:t>
@@ -7307,8 +7565,8 @@
   <w:abstractNum w:abstractNumId="13">
     <w:lvl w:ilvl="0">
       <w:start w:val="1"/>
-      <w:numFmt w:val="decimal"/>
-      <w:lvlText w:val="%1."/>
+      <w:numFmt w:val="bullet"/>
+      <w:lvlText w:val=""/>
       <w:lvlJc w:val="start"/>
       <w:pPr>
         <w:tabs>
@@ -7316,12 +7574,14 @@
         </w:tabs>
         <w:ind w:start="709" w:hanging="283"/>
       </w:pPr>
-      <w:rPr/>
+      <w:rPr>
+        <w:rFonts w:ascii="Symbol" w:hAnsi="Symbol" w:cs="Symbol" w:hint="default"/>
+      </w:rPr>
     </w:lvl>
     <w:lvl w:ilvl="1">
       <w:start w:val="1"/>
-      <w:numFmt w:val="decimal"/>
-      <w:lvlText w:val="%2."/>
+      <w:numFmt w:val="bullet"/>
+      <w:lvlText w:val=""/>
       <w:lvlJc w:val="start"/>
       <w:pPr>
         <w:tabs>
@@ -7329,12 +7589,14 @@
         </w:tabs>
         <w:ind w:start="1418" w:hanging="283"/>
       </w:pPr>
-      <w:rPr/>
+      <w:rPr>
+        <w:rFonts w:ascii="Symbol" w:hAnsi="Symbol" w:cs="Symbol" w:hint="default"/>
+      </w:rPr>
     </w:lvl>
     <w:lvl w:ilvl="2">
       <w:start w:val="1"/>
-      <w:numFmt w:val="decimal"/>
-      <w:lvlText w:val="%3."/>
+      <w:numFmt w:val="bullet"/>
+      <w:lvlText w:val=""/>
       <w:lvlJc w:val="start"/>
       <w:pPr>
         <w:tabs>
@@ -7342,12 +7604,14 @@
         </w:tabs>
         <w:ind w:start="2127" w:hanging="283"/>
       </w:pPr>
-      <w:rPr/>
+      <w:rPr>
+        <w:rFonts w:ascii="Symbol" w:hAnsi="Symbol" w:cs="Symbol" w:hint="default"/>
+      </w:rPr>
     </w:lvl>
     <w:lvl w:ilvl="3">
       <w:start w:val="1"/>
-      <w:numFmt w:val="decimal"/>
-      <w:lvlText w:val="%4."/>
+      <w:numFmt w:val="bullet"/>
+      <w:lvlText w:val=""/>
       <w:lvlJc w:val="start"/>
       <w:pPr>
         <w:tabs>
@@ -7355,12 +7619,14 @@
         </w:tabs>
         <w:ind w:start="2836" w:hanging="283"/>
       </w:pPr>
-      <w:rPr/>
+      <w:rPr>
+        <w:rFonts w:ascii="Symbol" w:hAnsi="Symbol" w:cs="Symbol" w:hint="default"/>
+      </w:rPr>
     </w:lvl>
     <w:lvl w:ilvl="4">
       <w:start w:val="1"/>
-      <w:numFmt w:val="decimal"/>
-      <w:lvlText w:val="%5."/>
+      <w:numFmt w:val="bullet"/>
+      <w:lvlText w:val=""/>
       <w:lvlJc w:val="start"/>
       <w:pPr>
         <w:tabs>
@@ -7368,12 +7634,14 @@
         </w:tabs>
         <w:ind w:start="3545" w:hanging="283"/>
       </w:pPr>
-      <w:rPr/>
+      <w:rPr>
+        <w:rFonts w:ascii="Symbol" w:hAnsi="Symbol" w:cs="Symbol" w:hint="default"/>
+      </w:rPr>
     </w:lvl>
     <w:lvl w:ilvl="5">
       <w:start w:val="1"/>
-      <w:numFmt w:val="decimal"/>
-      <w:lvlText w:val="%6."/>
+      <w:numFmt w:val="bullet"/>
+      <w:lvlText w:val=""/>
       <w:lvlJc w:val="start"/>
       <w:pPr>
         <w:tabs>
@@ -7381,12 +7649,14 @@
         </w:tabs>
         <w:ind w:start="4254" w:hanging="283"/>
       </w:pPr>
-      <w:rPr/>
+      <w:rPr>
+        <w:rFonts w:ascii="Symbol" w:hAnsi="Symbol" w:cs="Symbol" w:hint="default"/>
+      </w:rPr>
     </w:lvl>
     <w:lvl w:ilvl="6">
       <w:start w:val="1"/>
-      <w:numFmt w:val="decimal"/>
-      <w:lvlText w:val="%7."/>
+      <w:numFmt w:val="bullet"/>
+      <w:lvlText w:val=""/>
       <w:lvlJc w:val="start"/>
       <w:pPr>
         <w:tabs>
@@ -7394,12 +7664,14 @@
         </w:tabs>
         <w:ind w:start="4963" w:hanging="283"/>
       </w:pPr>
-      <w:rPr/>
+      <w:rPr>
+        <w:rFonts w:ascii="Symbol" w:hAnsi="Symbol" w:cs="Symbol" w:hint="default"/>
+      </w:rPr>
     </w:lvl>
     <w:lvl w:ilvl="7">
       <w:start w:val="1"/>
-      <w:numFmt w:val="decimal"/>
-      <w:lvlText w:val="%8."/>
+      <w:numFmt w:val="bullet"/>
+      <w:lvlText w:val=""/>
       <w:lvlJc w:val="start"/>
       <w:pPr>
         <w:tabs>
@@ -7407,12 +7679,14 @@
         </w:tabs>
         <w:ind w:start="5672" w:hanging="283"/>
       </w:pPr>
-      <w:rPr/>
+      <w:rPr>
+        <w:rFonts w:ascii="Symbol" w:hAnsi="Symbol" w:cs="Symbol" w:hint="default"/>
+      </w:rPr>
     </w:lvl>
     <w:lvl w:ilvl="8">
       <w:start w:val="1"/>
-      <w:numFmt w:val="decimal"/>
-      <w:lvlText w:val="%9."/>
+      <w:numFmt w:val="bullet"/>
+      <w:lvlText w:val=""/>
       <w:lvlJc w:val="start"/>
       <w:pPr>
         <w:tabs>
@@ -7420,14 +7694,16 @@
         </w:tabs>
         <w:ind w:start="6381" w:hanging="283"/>
       </w:pPr>
-      <w:rPr/>
+      <w:rPr>
+        <w:rFonts w:ascii="Symbol" w:hAnsi="Symbol" w:cs="Symbol" w:hint="default"/>
+      </w:rPr>
     </w:lvl>
   </w:abstractNum>
   <w:abstractNum w:abstractNumId="14">
     <w:lvl w:ilvl="0">
       <w:start w:val="1"/>
-      <w:numFmt w:val="bullet"/>
-      <w:lvlText w:val=""/>
+      <w:numFmt w:val="decimal"/>
+      <w:lvlText w:val="%1."/>
       <w:lvlJc w:val="start"/>
       <w:pPr>
         <w:tabs>
@@ -7435,14 +7711,12 @@
         </w:tabs>
         <w:ind w:start="709" w:hanging="283"/>
       </w:pPr>
-      <w:rPr>
-        <w:rFonts w:ascii="Symbol" w:hAnsi="Symbol" w:cs="Symbol" w:hint="default"/>
-      </w:rPr>
+      <w:rPr/>
     </w:lvl>
     <w:lvl w:ilvl="1">
       <w:start w:val="1"/>
-      <w:numFmt w:val="bullet"/>
-      <w:lvlText w:val=""/>
+      <w:numFmt w:val="decimal"/>
+      <w:lvlText w:val="%2."/>
       <w:lvlJc w:val="start"/>
       <w:pPr>
         <w:tabs>
@@ -7450,14 +7724,12 @@
         </w:tabs>
         <w:ind w:start="1418" w:hanging="283"/>
       </w:pPr>
-      <w:rPr>
-        <w:rFonts w:ascii="Symbol" w:hAnsi="Symbol" w:cs="Symbol" w:hint="default"/>
-      </w:rPr>
+      <w:rPr/>
     </w:lvl>
     <w:lvl w:ilvl="2">
       <w:start w:val="1"/>
-      <w:numFmt w:val="bullet"/>
-      <w:lvlText w:val=""/>
+      <w:numFmt w:val="decimal"/>
+      <w:lvlText w:val="%3."/>
       <w:lvlJc w:val="start"/>
       <w:pPr>
         <w:tabs>
@@ -7465,14 +7737,12 @@
         </w:tabs>
         <w:ind w:start="2127" w:hanging="283"/>
       </w:pPr>
-      <w:rPr>
-        <w:rFonts w:ascii="Symbol" w:hAnsi="Symbol" w:cs="Symbol" w:hint="default"/>
-      </w:rPr>
+      <w:rPr/>
     </w:lvl>
     <w:lvl w:ilvl="3">
       <w:start w:val="1"/>
-      <w:numFmt w:val="bullet"/>
-      <w:lvlText w:val=""/>
+      <w:numFmt w:val="decimal"/>
+      <w:lvlText w:val="%4."/>
       <w:lvlJc w:val="start"/>
       <w:pPr>
         <w:tabs>
@@ -7480,14 +7750,12 @@
         </w:tabs>
         <w:ind w:start="2836" w:hanging="283"/>
       </w:pPr>
-      <w:rPr>
-        <w:rFonts w:ascii="Symbol" w:hAnsi="Symbol" w:cs="Symbol" w:hint="default"/>
-      </w:rPr>
+      <w:rPr/>
     </w:lvl>
     <w:lvl w:ilvl="4">
       <w:start w:val="1"/>
-      <w:numFmt w:val="bullet"/>
-      <w:lvlText w:val=""/>
+      <w:numFmt w:val="decimal"/>
+      <w:lvlText w:val="%5."/>
       <w:lvlJc w:val="start"/>
       <w:pPr>
         <w:tabs>
@@ -7495,14 +7763,12 @@
         </w:tabs>
         <w:ind w:start="3545" w:hanging="283"/>
       </w:pPr>
-      <w:rPr>
-        <w:rFonts w:ascii="Symbol" w:hAnsi="Symbol" w:cs="Symbol" w:hint="default"/>
-      </w:rPr>
+      <w:rPr/>
     </w:lvl>
     <w:lvl w:ilvl="5">
       <w:start w:val="1"/>
-      <w:numFmt w:val="bullet"/>
-      <w:lvlText w:val=""/>
+      <w:numFmt w:val="decimal"/>
+      <w:lvlText w:val="%6."/>
       <w:lvlJc w:val="start"/>
       <w:pPr>
         <w:tabs>
@@ -7510,14 +7776,12 @@
         </w:tabs>
         <w:ind w:start="4254" w:hanging="283"/>
       </w:pPr>
-      <w:rPr>
-        <w:rFonts w:ascii="Symbol" w:hAnsi="Symbol" w:cs="Symbol" w:hint="default"/>
-      </w:rPr>
+      <w:rPr/>
     </w:lvl>
     <w:lvl w:ilvl="6">
       <w:start w:val="1"/>
-      <w:numFmt w:val="bullet"/>
-      <w:lvlText w:val=""/>
+      <w:numFmt w:val="decimal"/>
+      <w:lvlText w:val="%7."/>
       <w:lvlJc w:val="start"/>
       <w:pPr>
         <w:tabs>
@@ -7525,14 +7789,12 @@
         </w:tabs>
         <w:ind w:start="4963" w:hanging="283"/>
       </w:pPr>
-      <w:rPr>
-        <w:rFonts w:ascii="Symbol" w:hAnsi="Symbol" w:cs="Symbol" w:hint="default"/>
-      </w:rPr>
+      <w:rPr/>
     </w:lvl>
     <w:lvl w:ilvl="7">
       <w:start w:val="1"/>
-      <w:numFmt w:val="bullet"/>
-      <w:lvlText w:val=""/>
+      <w:numFmt w:val="decimal"/>
+      <w:lvlText w:val="%8."/>
       <w:lvlJc w:val="start"/>
       <w:pPr>
         <w:tabs>
@@ -7540,14 +7802,12 @@
         </w:tabs>
         <w:ind w:start="5672" w:hanging="283"/>
       </w:pPr>
-      <w:rPr>
-        <w:rFonts w:ascii="Symbol" w:hAnsi="Symbol" w:cs="Symbol" w:hint="default"/>
-      </w:rPr>
+      <w:rPr/>
     </w:lvl>
     <w:lvl w:ilvl="8">
       <w:start w:val="1"/>
-      <w:numFmt w:val="bullet"/>
-      <w:lvlText w:val=""/>
+      <w:numFmt w:val="decimal"/>
+      <w:lvlText w:val="%9."/>
       <w:lvlJc w:val="start"/>
       <w:pPr>
         <w:tabs>
@@ -7555,9 +7815,7 @@
         </w:tabs>
         <w:ind w:start="6381" w:hanging="283"/>
       </w:pPr>
-      <w:rPr>
-        <w:rFonts w:ascii="Symbol" w:hAnsi="Symbol" w:cs="Symbol" w:hint="default"/>
-      </w:rPr>
+      <w:rPr/>
     </w:lvl>
   </w:abstractNum>
   <w:abstractNum w:abstractNumId="15">
@@ -8109,6 +8367,143 @@
     </w:lvl>
   </w:abstractNum>
   <w:abstractNum w:abstractNumId="19">
+    <w:lvl w:ilvl="0">
+      <w:start w:val="1"/>
+      <w:numFmt w:val="bullet"/>
+      <w:lvlText w:val=""/>
+      <w:lvlJc w:val="start"/>
+      <w:pPr>
+        <w:tabs>
+          <w:tab w:val="num" w:pos="709"/>
+        </w:tabs>
+        <w:ind w:start="709" w:hanging="283"/>
+      </w:pPr>
+      <w:rPr>
+        <w:rFonts w:ascii="Symbol" w:hAnsi="Symbol" w:cs="Symbol" w:hint="default"/>
+      </w:rPr>
+    </w:lvl>
+    <w:lvl w:ilvl="1">
+      <w:start w:val="1"/>
+      <w:numFmt w:val="bullet"/>
+      <w:lvlText w:val=""/>
+      <w:lvlJc w:val="start"/>
+      <w:pPr>
+        <w:tabs>
+          <w:tab w:val="num" w:pos="1418"/>
+        </w:tabs>
+        <w:ind w:start="1418" w:hanging="283"/>
+      </w:pPr>
+      <w:rPr>
+        <w:rFonts w:ascii="Symbol" w:hAnsi="Symbol" w:cs="Symbol" w:hint="default"/>
+      </w:rPr>
+    </w:lvl>
+    <w:lvl w:ilvl="2">
+      <w:start w:val="1"/>
+      <w:numFmt w:val="bullet"/>
+      <w:lvlText w:val=""/>
+      <w:lvlJc w:val="start"/>
+      <w:pPr>
+        <w:tabs>
+          <w:tab w:val="num" w:pos="2127"/>
+        </w:tabs>
+        <w:ind w:start="2127" w:hanging="283"/>
+      </w:pPr>
+      <w:rPr>
+        <w:rFonts w:ascii="Symbol" w:hAnsi="Symbol" w:cs="Symbol" w:hint="default"/>
+      </w:rPr>
+    </w:lvl>
+    <w:lvl w:ilvl="3">
+      <w:start w:val="1"/>
+      <w:numFmt w:val="bullet"/>
+      <w:lvlText w:val=""/>
+      <w:lvlJc w:val="start"/>
+      <w:pPr>
+        <w:tabs>
+          <w:tab w:val="num" w:pos="2836"/>
+        </w:tabs>
+        <w:ind w:start="2836" w:hanging="283"/>
+      </w:pPr>
+      <w:rPr>
+        <w:rFonts w:ascii="Symbol" w:hAnsi="Symbol" w:cs="Symbol" w:hint="default"/>
+      </w:rPr>
+    </w:lvl>
+    <w:lvl w:ilvl="4">
+      <w:start w:val="1"/>
+      <w:numFmt w:val="bullet"/>
+      <w:lvlText w:val=""/>
+      <w:lvlJc w:val="start"/>
+      <w:pPr>
+        <w:tabs>
+          <w:tab w:val="num" w:pos="3545"/>
+        </w:tabs>
+        <w:ind w:start="3545" w:hanging="283"/>
+      </w:pPr>
+      <w:rPr>
+        <w:rFonts w:ascii="Symbol" w:hAnsi="Symbol" w:cs="Symbol" w:hint="default"/>
+      </w:rPr>
+    </w:lvl>
+    <w:lvl w:ilvl="5">
+      <w:start w:val="1"/>
+      <w:numFmt w:val="bullet"/>
+      <w:lvlText w:val=""/>
+      <w:lvlJc w:val="start"/>
+      <w:pPr>
+        <w:tabs>
+          <w:tab w:val="num" w:pos="4254"/>
+        </w:tabs>
+        <w:ind w:start="4254" w:hanging="283"/>
+      </w:pPr>
+      <w:rPr>
+        <w:rFonts w:ascii="Symbol" w:hAnsi="Symbol" w:cs="Symbol" w:hint="default"/>
+      </w:rPr>
+    </w:lvl>
+    <w:lvl w:ilvl="6">
+      <w:start w:val="1"/>
+      <w:numFmt w:val="bullet"/>
+      <w:lvlText w:val=""/>
+      <w:lvlJc w:val="start"/>
+      <w:pPr>
+        <w:tabs>
+          <w:tab w:val="num" w:pos="4963"/>
+        </w:tabs>
+        <w:ind w:start="4963" w:hanging="283"/>
+      </w:pPr>
+      <w:rPr>
+        <w:rFonts w:ascii="Symbol" w:hAnsi="Symbol" w:cs="Symbol" w:hint="default"/>
+      </w:rPr>
+    </w:lvl>
+    <w:lvl w:ilvl="7">
+      <w:start w:val="1"/>
+      <w:numFmt w:val="bullet"/>
+      <w:lvlText w:val=""/>
+      <w:lvlJc w:val="start"/>
+      <w:pPr>
+        <w:tabs>
+          <w:tab w:val="num" w:pos="5672"/>
+        </w:tabs>
+        <w:ind w:start="5672" w:hanging="283"/>
+      </w:pPr>
+      <w:rPr>
+        <w:rFonts w:ascii="Symbol" w:hAnsi="Symbol" w:cs="Symbol" w:hint="default"/>
+      </w:rPr>
+    </w:lvl>
+    <w:lvl w:ilvl="8">
+      <w:start w:val="1"/>
+      <w:numFmt w:val="bullet"/>
+      <w:lvlText w:val=""/>
+      <w:lvlJc w:val="start"/>
+      <w:pPr>
+        <w:tabs>
+          <w:tab w:val="num" w:pos="6381"/>
+        </w:tabs>
+        <w:ind w:start="6381" w:hanging="283"/>
+      </w:pPr>
+      <w:rPr>
+        <w:rFonts w:ascii="Symbol" w:hAnsi="Symbol" w:cs="Symbol" w:hint="default"/>
+      </w:rPr>
+    </w:lvl>
+  </w:abstractNum>
+  <w:abstractNum w:abstractNumId="20">
     <w:lvl w:ilvl="0">
       <w:start w:val="1"/>
       <w:numFmt w:val="none"/>
@@ -8285,6 +8680,9 @@
   </w:num>
   <w:num w:numId="19">
     <w:abstractNumId w:val="19"/>
+  </w:num>
+  <w:num w:numId="20">
+    <w:abstractNumId w:val="20"/>
   </w:num>
 </w:numbering>
 </file>
